--- a/output/GlocalMe全球独立站整站升级_Brief.docx
+++ b/output/GlocalMe全球独立站整站升级_Brief.docx
@@ -153,6 +153,31 @@
           <w:szCs w:val="20"/>
         </w:rPr>
         <w:t xml:space="preserve">——不是局部改版，而是从品牌叙事、内容调性、搜索可见性、用户体验到销售转化的系统性重建，让官网以全新面貌承担起品牌主阵地与直营销售主渠道的双重角色。</w:t>
+      </w:r>
+    </w:p>
+    <w:p>
+      <w:pPr>
+        <w:spacing w:after="100" w:line="300"/>
+      </w:pPr>
+      <w:r>
+        <w:rPr>
+          <w:rFonts w:ascii="Microsoft YaHei" w:cs="Microsoft YaHei" w:eastAsia="Microsoft YaHei" w:hAnsi="Microsoft YaHei"/>
+          <w:b/>
+          <w:bCs/>
+          <w:color w:val="1A1F1C"/>
+          <w:sz w:val="20"/>
+          <w:szCs w:val="20"/>
+        </w:rPr>
+        <w:t xml:space="preserve">本次升级以随身 WiFi 为核心。</w:t>
+      </w:r>
+      <w:r>
+        <w:rPr>
+          <w:rFonts w:ascii="Microsoft YaHei" w:cs="Microsoft YaHei" w:eastAsia="Microsoft YaHei" w:hAnsi="Microsoft YaHei"/>
+          <w:color w:val="1A1F1C"/>
+          <w:sz w:val="20"/>
+          <w:szCs w:val="20"/>
+        </w:rPr>
+        <w:t xml:space="preserve">随身 WiFi 及配套流量服务是 GlocalMe 最核心的业务，也是官网销售的主力。网站的品牌叙事、结构、内容与转化设计都应首先服务于它；其他品类作为补充，在网站中有清晰但次要的位置。</w:t>
       </w:r>
     </w:p>
     <w:p>
@@ -224,7 +249,7 @@
           <w:sz w:val="20"/>
           <w:szCs w:val="20"/>
         </w:rPr>
-        <w:t xml:space="preserve">官网卖给谁、卖什么？</w:t>
+        <w:t xml:space="preserve">如何把随身 WiFi 讲透、卖好？</w:t>
       </w:r>
       <w:r>
         <w:rPr>
@@ -233,7 +258,7 @@
           <w:sz w:val="20"/>
           <w:szCs w:val="20"/>
         </w:rPr>
-        <w:t xml:space="preserve">GlocalMe 已从单一的随身 WiFi 扩展为覆盖旅行、家庭办公、日常出行等多场景的连接品牌。官网应如何组织产品与内容，让不同用户快速找到适合自己的方案？</w:t>
+        <w:t xml:space="preserve">CloudSIM 免换卡、AI 智能选网、卫星通信等技术优势，以及相对 eSIM、国际漫游和当地 SIM 卡的差异，应如何清晰、有说服力地传达？多个型号之间，如何帮用户快速选对？其他品类又应如何作为补充呈现？</w:t>
       </w:r>
     </w:p>
     <w:p>
@@ -1126,7 +1151,7 @@
           <w:sz w:val="20"/>
           <w:szCs w:val="20"/>
         </w:rPr>
-        <w:t xml:space="preserve">主要产品线：</w:t>
+        <w:t xml:space="preserve">核心业务：</w:t>
       </w:r>
       <w:r>
         <w:rPr>
@@ -1135,7 +1160,37 @@
           <w:sz w:val="20"/>
           <w:szCs w:val="20"/>
         </w:rPr>
-        <w:t xml:space="preserve">随身 WiFi（MeowGo、Numen 系列等）、多功能充电与连接配件（UniCord、RoamPlug 系列等）、家庭与办公备用网络（GuardFlex 系列等）、SIM 与流量服务（具体在售产品以官网为准）</w:t>
+        <w:t xml:space="preserve">随身 WiFi（MeowGo、Numen 系列等）及配套流量服务，是官网销售的主力</w:t>
+      </w:r>
+    </w:p>
+    <w:p>
+      <w:pPr>
+        <w:pStyle w:val="ListParagraph"/>
+        <w:numPr>
+          <w:ilvl w:val="0"/>
+          <w:numId w:val="3"/>
+        </w:numPr>
+        <w:spacing w:after="50" w:line="280"/>
+      </w:pPr>
+      <w:r>
+        <w:rPr>
+          <w:rFonts w:ascii="Microsoft YaHei" w:cs="Microsoft YaHei" w:eastAsia="Microsoft YaHei" w:hAnsi="Microsoft YaHei"/>
+          <w:b/>
+          <w:bCs/>
+          <w:color w:val="1A1F1C"/>
+          <w:sz w:val="20"/>
+          <w:szCs w:val="20"/>
+        </w:rPr>
+        <w:t xml:space="preserve">其他品类：</w:t>
+      </w:r>
+      <w:r>
+        <w:rPr>
+          <w:rFonts w:ascii="Microsoft YaHei" w:cs="Microsoft YaHei" w:eastAsia="Microsoft YaHei" w:hAnsi="Microsoft YaHei"/>
+          <w:color w:val="1A1F1C"/>
+          <w:sz w:val="20"/>
+          <w:szCs w:val="20"/>
+        </w:rPr>
+        <w:t xml:space="preserve">多功能充电与连接配件（UniCord、RoamPlug 系列等）、家庭与办公备用网络（GuardFlex 系列等）、SIM 卡等，目前销量占比较小（具体在售产品以官网为准）</w:t>
       </w:r>
     </w:p>
     <w:p>
@@ -1968,7 +2023,7 @@
           <w:sz w:val="20"/>
           <w:szCs w:val="20"/>
         </w:rPr>
-        <w:t xml:space="preserve">品牌认知与定位存在落差：</w:t>
+        <w:t xml:space="preserve">随身 WiFi 的价值没有讲透：</w:t>
       </w:r>
       <w:r>
         <w:rPr>
@@ -1977,7 +2032,7 @@
           <w:sz w:val="20"/>
           <w:szCs w:val="20"/>
         </w:rPr>
-        <w:t xml:space="preserve">用户对 GlocalMe 的认知多停留在“随身 WiFi”单一品类，与多场景连接品牌的定位尚有距离；网站未能讲清品牌是谁、为什么值得信任。</w:t>
+        <w:t xml:space="preserve">CloudSIM 免换卡、AI 智能选网、卫星通信等技术优势，以及相对 eSIM、国际漫游、当地 SIM 卡的差异，在网站上缺乏清晰、有说服力的表达；网站也未能讲清品牌是谁、为什么值得信任。</w:t>
       </w:r>
     </w:p>
     <w:p>
@@ -1998,7 +2053,7 @@
           <w:sz w:val="20"/>
           <w:szCs w:val="20"/>
         </w:rPr>
-        <w:t xml:space="preserve">站点结构跟不上产品线扩展：</w:t>
+        <w:t xml:space="preserve">选购路径不清晰：</w:t>
       </w:r>
       <w:r>
         <w:rPr>
@@ -2007,7 +2062,7 @@
           <w:sz w:val="20"/>
           <w:szCs w:val="20"/>
         </w:rPr>
-        <w:t xml:space="preserve">网站以产品型号为主线陈列，用户难以按自身场景快速找到合适产品；新品类加入后结构未系统升级。</w:t>
+        <w:t xml:space="preserve">随身 WiFi 有多个型号，彼此的差异与适用人群不够清楚，用户难以快速选出适合自己的设备与套餐；其他品类在网站中的位置也不明确。</w:t>
       </w:r>
     </w:p>
     <w:p>
@@ -2127,7 +2182,7 @@
           <w:sz w:val="20"/>
           <w:szCs w:val="20"/>
         </w:rPr>
-        <w:t xml:space="preserve">视觉与交互较旧，移动端体验、加载速度与转化路径均需优化。</w:t>
+        <w:t xml:space="preserve">视觉与交互较旧，产品图片与场景素材不足、风格不统一；移动端体验、加载速度与转化路径均需优化。</w:t>
       </w:r>
     </w:p>
     <w:p>
@@ -3064,6 +3119,20 @@
                 <w:sz w:val="18"/>
                 <w:szCs w:val="18"/>
               </w:rPr>
+              <w:t xml:space="preserve">随身 WiFi 品类转化率</w:t>
+            </w:r>
+          </w:p>
+          <w:p>
+            <w:pPr>
+              <w:spacing w:after="30" w:line="260"/>
+            </w:pPr>
+            <w:r>
+              <w:rPr>
+                <w:rFonts w:ascii="Microsoft YaHei" w:cs="Microsoft YaHei" w:eastAsia="Microsoft YaHei" w:hAnsi="Microsoft YaHei"/>
+                <w:color w:val="1A1F1C"/>
+                <w:sz w:val="18"/>
+                <w:szCs w:val="18"/>
+              </w:rPr>
               <w:t xml:space="preserve">整体转化率</w:t>
             </w:r>
           </w:p>
@@ -3673,7 +3742,7 @@
           <w:sz w:val="21"/>
           <w:szCs w:val="21"/>
         </w:rPr>
-        <w:t xml:space="preserve">核心用户</w:t>
+        <w:t xml:space="preserve">核心用户（以随身 WiFi 用户为主）</w:t>
       </w:r>
     </w:p>
     <w:tbl>
@@ -4123,7 +4192,7 @@
                 <w:sz w:val="18"/>
                 <w:szCs w:val="18"/>
               </w:rPr>
-              <w:t xml:space="preserve">备用网络、宽带中断时的不间断连接</w:t>
+              <w:t xml:space="preserve">备用网络、宽带中断时的不间断连接（次要人群）</w:t>
             </w:r>
           </w:p>
         </w:tc>
@@ -4233,7 +4302,7 @@
           <w:sz w:val="20"/>
           <w:szCs w:val="20"/>
         </w:rPr>
-        <w:t xml:space="preserve">项目由六条工作线组成。请在提案中逐条说明方法、工作内容与交付物；如认为某项工作不必要或有更优做法，欢迎提出。</w:t>
+        <w:t xml:space="preserve">项目由七条工作线组成。请在提案中逐条说明方法、工作内容与交付物；如认为某项工作不必要或有更优做法，欢迎提出。</w:t>
       </w:r>
     </w:p>
     <w:p>
@@ -4725,7 +4794,7 @@
                 <w:sz w:val="18"/>
                 <w:szCs w:val="18"/>
               </w:rPr>
-              <w:t xml:space="preserve">品牌架构：各产品线在官网中的呈现方式</w:t>
+              <w:t xml:space="preserve">品牌架构：以随身 WiFi 为核心、其他品类为补充的整站呈现方式</w:t>
             </w:r>
           </w:p>
           <w:p>
@@ -4972,7 +5041,7 @@
           <w:sz w:val="21"/>
           <w:szCs w:val="21"/>
         </w:rPr>
-        <w:t xml:space="preserve">3. SEO 与内容</w:t>
+        <w:t xml:space="preserve">3. 视觉素材制作</w:t>
       </w:r>
     </w:p>
     <w:tbl>
@@ -5105,7 +5174,7 @@
                 <w:sz w:val="18"/>
                 <w:szCs w:val="18"/>
               </w:rPr>
-              <w:t xml:space="preserve">技术 SEO 审计与迁移方案（301 重定向、收录保护）</w:t>
+              <w:t xml:space="preserve">网站所需视觉素材原则上由服务商负责策划与制作；我方提供产品样机、品牌规范与产品资料</w:t>
             </w:r>
           </w:p>
           <w:p>
@@ -5124,7 +5193,7 @@
                 <w:sz w:val="18"/>
                 <w:szCs w:val="18"/>
               </w:rPr>
-              <w:t xml:space="preserve">关键词研究：品类词、场景词、目的地词、对比词</w:t>
+              <w:t xml:space="preserve">产品摄影：随身 WiFi 全系在售型号的白底图、细节图与多角度图（重点型号优先），其他品类按需</w:t>
             </w:r>
           </w:p>
           <w:p>
@@ -5143,7 +5212,7 @@
                 <w:sz w:val="18"/>
                 <w:szCs w:val="18"/>
               </w:rPr>
-              <w:t xml:space="preserve">国家与地区目的地页面体系（覆盖信息、适用套餐与设备推荐）</w:t>
+              <w:t xml:space="preserve">场景与生活方式拍摄：旅行、商务、户外等核心场景，采用海外实景与外籍模特，符合欧美目标市场审美</w:t>
             </w:r>
           </w:p>
           <w:p>
@@ -5162,7 +5231,7 @@
                 <w:sz w:val="18"/>
                 <w:szCs w:val="18"/>
               </w:rPr>
-              <w:t xml:space="preserve">对比与指南类内容（如随身 WiFi、eSIM 与国际漫游的比较）</w:t>
+              <w:t xml:space="preserve">产品视频：首页与重点产品页主视频、功能演示短视频</w:t>
             </w:r>
           </w:p>
           <w:p>
@@ -5181,7 +5250,7 @@
                 <w:sz w:val="18"/>
                 <w:szCs w:val="18"/>
               </w:rPr>
-              <w:t xml:space="preserve">结构化数据与多语言 hreflang 配置</w:t>
+              <w:t xml:space="preserve">3D 建模与渲染：重点型号的产品模型、爆炸图与功能示意</w:t>
             </w:r>
           </w:p>
           <w:p>
@@ -5200,7 +5269,7 @@
                 <w:sz w:val="18"/>
                 <w:szCs w:val="18"/>
               </w:rPr>
-              <w:t xml:space="preserve">AI 搜索可见性优化</w:t>
+              <w:t xml:space="preserve">图标、插画与信息图：CloudSIM、AI 智能选网、卫星通信等技术原理，以及覆盖地图</w:t>
             </w:r>
           </w:p>
           <w:p>
@@ -5219,27 +5288,9 @@
                 <w:sz w:val="18"/>
                 <w:szCs w:val="18"/>
               </w:rPr>
-              <w:t xml:space="preserve">上线后内容规划</w:t>
-            </w:r>
-          </w:p>
-        </w:tc>
-        <w:tc>
-          <w:tcPr>
-            <w:tcW w:type="dxa" w:w="4850"/>
-            <w:tcBorders>
-              <w:top w:val="single" w:color="BFC9C3" w:sz="4"/>
-              <w:left w:val="single" w:color="BFC9C3" w:sz="4"/>
-              <w:bottom w:val="single" w:color="BFC9C3" w:sz="4"/>
-              <w:right w:val="single" w:color="BFC9C3" w:sz="4"/>
-            </w:tcBorders>
-            <w:tcMar>
-              <w:top w:type="dxa" w:w="70"/>
-              <w:left w:type="dxa" w:w="100"/>
-              <w:bottom w:type="dxa" w:w="70"/>
-              <w:right w:type="dxa" w:w="100"/>
-            </w:tcMar>
-            <w:vAlign w:val="top"/>
-          </w:tcPr>
+              <w:t xml:space="preserve">目的地页面配图</w:t>
+            </w:r>
+          </w:p>
           <w:p>
             <w:pPr>
               <w:pStyle w:val="ListParagraph"/>
@@ -5256,9 +5307,27 @@
                 <w:sz w:val="18"/>
                 <w:szCs w:val="18"/>
               </w:rPr>
-              <w:t xml:space="preserve">SEO 审计报告与迁移方案</w:t>
-            </w:r>
-          </w:p>
+              <w:t xml:space="preserve">全部素材按网页规格优化输出（格式、尺寸与压缩）</w:t>
+            </w:r>
+          </w:p>
+        </w:tc>
+        <w:tc>
+          <w:tcPr>
+            <w:tcW w:type="dxa" w:w="4850"/>
+            <w:tcBorders>
+              <w:top w:val="single" w:color="BFC9C3" w:sz="4"/>
+              <w:left w:val="single" w:color="BFC9C3" w:sz="4"/>
+              <w:bottom w:val="single" w:color="BFC9C3" w:sz="4"/>
+              <w:right w:val="single" w:color="BFC9C3" w:sz="4"/>
+            </w:tcBorders>
+            <w:tcMar>
+              <w:top w:type="dxa" w:w="70"/>
+              <w:left w:type="dxa" w:w="100"/>
+              <w:bottom w:type="dxa" w:w="70"/>
+              <w:right w:type="dxa" w:w="100"/>
+            </w:tcMar>
+            <w:vAlign w:val="top"/>
+          </w:tcPr>
           <w:p>
             <w:pPr>
               <w:pStyle w:val="ListParagraph"/>
@@ -5275,7 +5344,7 @@
                 <w:sz w:val="18"/>
                 <w:szCs w:val="18"/>
               </w:rPr>
-              <w:t xml:space="preserve">关键词地图</w:t>
+              <w:t xml:space="preserve">拍摄与制作方案（脚本、分镜、场地与模特方案）</w:t>
             </w:r>
           </w:p>
           <w:p>
@@ -5294,7 +5363,7 @@
                 <w:sz w:val="18"/>
                 <w:szCs w:val="18"/>
               </w:rPr>
-              <w:t xml:space="preserve">目的地页面模板及首批重点国家页面</w:t>
+              <w:t xml:space="preserve">全部成片</w:t>
             </w:r>
           </w:p>
           <w:p>
@@ -5313,7 +5382,7 @@
                 <w:sz w:val="18"/>
                 <w:szCs w:val="18"/>
               </w:rPr>
-              <w:t xml:space="preserve">首批对比与指南内容</w:t>
+              <w:t xml:space="preserve">原始素材：RAW 照片、视频源文件、3D 工程文件</w:t>
             </w:r>
           </w:p>
           <w:p>
@@ -5332,7 +5401,45 @@
                 <w:sz w:val="18"/>
                 <w:szCs w:val="18"/>
               </w:rPr>
-              <w:t xml:space="preserve">12 个月内容日历</w:t>
+              <w:t xml:space="preserve">网页规格的图片与视频</w:t>
+            </w:r>
+          </w:p>
+          <w:p>
+            <w:pPr>
+              <w:pStyle w:val="ListParagraph"/>
+              <w:numPr>
+                <w:ilvl w:val="0"/>
+                <w:numId w:val="3"/>
+              </w:numPr>
+              <w:spacing w:after="30" w:line="260"/>
+            </w:pPr>
+            <w:r>
+              <w:rPr>
+                <w:rFonts w:ascii="Microsoft YaHei" w:cs="Microsoft YaHei" w:eastAsia="Microsoft YaHei" w:hAnsi="Microsoft YaHei"/>
+                <w:color w:val="1A1F1C"/>
+                <w:sz w:val="18"/>
+                <w:szCs w:val="18"/>
+              </w:rPr>
+              <w:t xml:space="preserve">素材清单与使用说明</w:t>
+            </w:r>
+          </w:p>
+          <w:p>
+            <w:pPr>
+              <w:pStyle w:val="ListParagraph"/>
+              <w:numPr>
+                <w:ilvl w:val="0"/>
+                <w:numId w:val="3"/>
+              </w:numPr>
+              <w:spacing w:after="30" w:line="260"/>
+            </w:pPr>
+            <w:r>
+              <w:rPr>
+                <w:rFonts w:ascii="Microsoft YaHei" w:cs="Microsoft YaHei" w:eastAsia="Microsoft YaHei" w:hAnsi="Microsoft YaHei"/>
+                <w:color w:val="1A1F1C"/>
+                <w:sz w:val="18"/>
+                <w:szCs w:val="18"/>
+              </w:rPr>
+              <w:t xml:space="preserve">模特肖像权及素材授权文件</w:t>
             </w:r>
           </w:p>
         </w:tc>
@@ -5352,7 +5459,7 @@
           <w:sz w:val="21"/>
           <w:szCs w:val="21"/>
         </w:rPr>
-        <w:t xml:space="preserve">4. 用户体验与设计</w:t>
+        <w:t xml:space="preserve">4. SEO 与内容</w:t>
       </w:r>
     </w:p>
     <w:tbl>
@@ -5485,7 +5592,7 @@
                 <w:sz w:val="18"/>
                 <w:szCs w:val="18"/>
               </w:rPr>
-              <w:t xml:space="preserve">整站信息架构与导航（兼顾按场景与按产品浏览）</w:t>
+              <w:t xml:space="preserve">技术 SEO 审计与迁移方案（301 重定向、收录保护）</w:t>
             </w:r>
           </w:p>
           <w:p>
@@ -5504,7 +5611,7 @@
                 <w:sz w:val="18"/>
                 <w:szCs w:val="18"/>
               </w:rPr>
-              <w:t xml:space="preserve">核心页面模板：首页、产品线页、产品详情页、目的地页、套餐页、对比页、帮助中心、品牌页</w:t>
+              <w:t xml:space="preserve">关键词研究：以随身 WiFi 品类词为核心（如 pocket wifi、travel wifi、mobile hotspot），延伸至场景词、目的地词与对比词</w:t>
             </w:r>
           </w:p>
           <w:p>
@@ -5523,7 +5630,7 @@
                 <w:sz w:val="18"/>
                 <w:szCs w:val="18"/>
               </w:rPr>
-              <w:t xml:space="preserve">选购工具：“哪款适合我”推荐与覆盖国家查询</w:t>
+              <w:t xml:space="preserve">国家与地区目的地页面体系（覆盖信息、适用套餐与设备推荐）</w:t>
             </w:r>
           </w:p>
           <w:p>
@@ -5542,7 +5649,7 @@
                 <w:sz w:val="18"/>
                 <w:szCs w:val="18"/>
               </w:rPr>
-              <w:t xml:space="preserve">移动端优先设计；性能与无障碍（WCAG 2.1 AA）</w:t>
+              <w:t xml:space="preserve">对比与指南类内容（如随身 WiFi、eSIM 与国际漫游的比较）</w:t>
             </w:r>
           </w:p>
           <w:p>
@@ -5561,27 +5668,9 @@
                 <w:sz w:val="18"/>
                 <w:szCs w:val="18"/>
               </w:rPr>
-              <w:t xml:space="preserve">可用性测试与迭代</w:t>
-            </w:r>
-          </w:p>
-        </w:tc>
-        <w:tc>
-          <w:tcPr>
-            <w:tcW w:type="dxa" w:w="4850"/>
-            <w:tcBorders>
-              <w:top w:val="single" w:color="BFC9C3" w:sz="4"/>
-              <w:left w:val="single" w:color="BFC9C3" w:sz="4"/>
-              <w:bottom w:val="single" w:color="BFC9C3" w:sz="4"/>
-              <w:right w:val="single" w:color="BFC9C3" w:sz="4"/>
-            </w:tcBorders>
-            <w:tcMar>
-              <w:top w:type="dxa" w:w="70"/>
-              <w:left w:type="dxa" w:w="100"/>
-              <w:bottom w:type="dxa" w:w="70"/>
-              <w:right w:type="dxa" w:w="100"/>
-            </w:tcMar>
-            <w:vAlign w:val="top"/>
-          </w:tcPr>
+              <w:t xml:space="preserve">结构化数据与多语言 hreflang 配置</w:t>
+            </w:r>
+          </w:p>
           <w:p>
             <w:pPr>
               <w:pStyle w:val="ListParagraph"/>
@@ -5598,7 +5687,7 @@
                 <w:sz w:val="18"/>
                 <w:szCs w:val="18"/>
               </w:rPr>
-              <w:t xml:space="preserve">站点地图与用户路径</w:t>
+              <w:t xml:space="preserve">AI 搜索可见性优化</w:t>
             </w:r>
           </w:p>
           <w:p>
@@ -5617,9 +5706,27 @@
                 <w:sz w:val="18"/>
                 <w:szCs w:val="18"/>
               </w:rPr>
-              <w:t xml:space="preserve">线框图</w:t>
-            </w:r>
-          </w:p>
+              <w:t xml:space="preserve">上线后内容规划</w:t>
+            </w:r>
+          </w:p>
+        </w:tc>
+        <w:tc>
+          <w:tcPr>
+            <w:tcW w:type="dxa" w:w="4850"/>
+            <w:tcBorders>
+              <w:top w:val="single" w:color="BFC9C3" w:sz="4"/>
+              <w:left w:val="single" w:color="BFC9C3" w:sz="4"/>
+              <w:bottom w:val="single" w:color="BFC9C3" w:sz="4"/>
+              <w:right w:val="single" w:color="BFC9C3" w:sz="4"/>
+            </w:tcBorders>
+            <w:tcMar>
+              <w:top w:type="dxa" w:w="70"/>
+              <w:left w:type="dxa" w:w="100"/>
+              <w:bottom w:type="dxa" w:w="70"/>
+              <w:right w:type="dxa" w:w="100"/>
+            </w:tcMar>
+            <w:vAlign w:val="top"/>
+          </w:tcPr>
           <w:p>
             <w:pPr>
               <w:pStyle w:val="ListParagraph"/>
@@ -5636,7 +5743,7 @@
                 <w:sz w:val="18"/>
                 <w:szCs w:val="18"/>
               </w:rPr>
-              <w:t xml:space="preserve">全部页面模板高保真设计（桌面端 + 移动端）</w:t>
+              <w:t xml:space="preserve">SEO 审计报告与迁移方案</w:t>
             </w:r>
           </w:p>
           <w:p>
@@ -5655,7 +5762,7 @@
                 <w:sz w:val="18"/>
                 <w:szCs w:val="18"/>
               </w:rPr>
-              <w:t xml:space="preserve">交互原型</w:t>
+              <w:t xml:space="preserve">关键词地图</w:t>
             </w:r>
           </w:p>
           <w:p>
@@ -5674,7 +5781,45 @@
                 <w:sz w:val="18"/>
                 <w:szCs w:val="18"/>
               </w:rPr>
-              <w:t xml:space="preserve">可用性测试报告</w:t>
+              <w:t xml:space="preserve">目的地页面模板及首批重点国家页面</w:t>
+            </w:r>
+          </w:p>
+          <w:p>
+            <w:pPr>
+              <w:pStyle w:val="ListParagraph"/>
+              <w:numPr>
+                <w:ilvl w:val="0"/>
+                <w:numId w:val="3"/>
+              </w:numPr>
+              <w:spacing w:after="30" w:line="260"/>
+            </w:pPr>
+            <w:r>
+              <w:rPr>
+                <w:rFonts w:ascii="Microsoft YaHei" w:cs="Microsoft YaHei" w:eastAsia="Microsoft YaHei" w:hAnsi="Microsoft YaHei"/>
+                <w:color w:val="1A1F1C"/>
+                <w:sz w:val="18"/>
+                <w:szCs w:val="18"/>
+              </w:rPr>
+              <w:t xml:space="preserve">首批对比与指南内容</w:t>
+            </w:r>
+          </w:p>
+          <w:p>
+            <w:pPr>
+              <w:pStyle w:val="ListParagraph"/>
+              <w:numPr>
+                <w:ilvl w:val="0"/>
+                <w:numId w:val="3"/>
+              </w:numPr>
+              <w:spacing w:after="30" w:line="260"/>
+            </w:pPr>
+            <w:r>
+              <w:rPr>
+                <w:rFonts w:ascii="Microsoft YaHei" w:cs="Microsoft YaHei" w:eastAsia="Microsoft YaHei" w:hAnsi="Microsoft YaHei"/>
+                <w:color w:val="1A1F1C"/>
+                <w:sz w:val="18"/>
+                <w:szCs w:val="18"/>
+              </w:rPr>
+              <w:t xml:space="preserve">12 个月内容日历</w:t>
             </w:r>
           </w:p>
         </w:tc>
@@ -5694,7 +5839,7 @@
           <w:sz w:val="21"/>
           <w:szCs w:val="21"/>
         </w:rPr>
-        <w:t xml:space="preserve">5. 销售转化</w:t>
+        <w:t xml:space="preserve">5. 用户体验与设计</w:t>
       </w:r>
     </w:p>
     <w:tbl>
@@ -5827,7 +5972,7 @@
                 <w:sz w:val="18"/>
                 <w:szCs w:val="18"/>
               </w:rPr>
-              <w:t xml:space="preserve">转化漏斗诊断与优化方案</w:t>
+              <w:t xml:space="preserve">整站信息架构与导航（兼顾按场景与按产品浏览）</w:t>
             </w:r>
           </w:p>
           <w:p>
@@ -5846,7 +5991,7 @@
                 <w:sz w:val="18"/>
                 <w:szCs w:val="18"/>
               </w:rPr>
-              <w:t xml:space="preserve">设备与流量组合、流量服务购买路径设计</w:t>
+              <w:t xml:space="preserve">核心页面模板：首页、随身 WiFi 品类页与型号对比页、产品详情页、目的地页、套餐页、帮助中心、品牌页（其他品类可沿用通用产品页模板）</w:t>
             </w:r>
           </w:p>
           <w:p>
@@ -5865,7 +6010,7 @@
                 <w:sz w:val="18"/>
                 <w:szCs w:val="18"/>
               </w:rPr>
-              <w:t xml:space="preserve">信任体系：用户评价、保修与退换、上市公司背书、支付与物流信息</w:t>
+              <w:t xml:space="preserve">选购工具：随身 WiFi“哪款适合我”推荐与覆盖国家查询</w:t>
             </w:r>
           </w:p>
           <w:p>
@@ -5884,7 +6029,7 @@
                 <w:sz w:val="18"/>
                 <w:szCs w:val="18"/>
               </w:rPr>
-              <w:t xml:space="preserve">邮件与短信自动化：弃购挽回、售后激活、复购提醒</w:t>
+              <w:t xml:space="preserve">移动端优先设计；性能与无障碍（WCAG 2.1 AA）</w:t>
             </w:r>
           </w:p>
           <w:p>
@@ -5903,9 +6048,27 @@
                 <w:sz w:val="18"/>
                 <w:szCs w:val="18"/>
               </w:rPr>
-              <w:t xml:space="preserve">会员与推荐计划方案</w:t>
-            </w:r>
-          </w:p>
+              <w:t xml:space="preserve">可用性测试与迭代</w:t>
+            </w:r>
+          </w:p>
+        </w:tc>
+        <w:tc>
+          <w:tcPr>
+            <w:tcW w:type="dxa" w:w="4850"/>
+            <w:tcBorders>
+              <w:top w:val="single" w:color="BFC9C3" w:sz="4"/>
+              <w:left w:val="single" w:color="BFC9C3" w:sz="4"/>
+              <w:bottom w:val="single" w:color="BFC9C3" w:sz="4"/>
+              <w:right w:val="single" w:color="BFC9C3" w:sz="4"/>
+            </w:tcBorders>
+            <w:tcMar>
+              <w:top w:type="dxa" w:w="70"/>
+              <w:left w:type="dxa" w:w="100"/>
+              <w:bottom w:type="dxa" w:w="70"/>
+              <w:right w:type="dxa" w:w="100"/>
+            </w:tcMar>
+            <w:vAlign w:val="top"/>
+          </w:tcPr>
           <w:p>
             <w:pPr>
               <w:pStyle w:val="ListParagraph"/>
@@ -5922,7 +6085,7 @@
                 <w:sz w:val="18"/>
                 <w:szCs w:val="18"/>
               </w:rPr>
-              <w:t xml:space="preserve">促销活动页与 Outlet 专区机制</w:t>
+              <w:t xml:space="preserve">站点地图与用户路径</w:t>
             </w:r>
           </w:p>
           <w:p>
@@ -5941,7 +6104,7 @@
                 <w:sz w:val="18"/>
                 <w:szCs w:val="18"/>
               </w:rPr>
-              <w:t xml:space="preserve">企业与渠道合作询盘入口</w:t>
+              <w:t xml:space="preserve">线框图</w:t>
             </w:r>
           </w:p>
           <w:p>
@@ -5960,27 +6123,9 @@
                 <w:sz w:val="18"/>
                 <w:szCs w:val="18"/>
               </w:rPr>
-              <w:t xml:space="preserve">上线后 A/B 测试计划</w:t>
-            </w:r>
-          </w:p>
-        </w:tc>
-        <w:tc>
-          <w:tcPr>
-            <w:tcW w:type="dxa" w:w="4850"/>
-            <w:tcBorders>
-              <w:top w:val="single" w:color="BFC9C3" w:sz="4"/>
-              <w:left w:val="single" w:color="BFC9C3" w:sz="4"/>
-              <w:bottom w:val="single" w:color="BFC9C3" w:sz="4"/>
-              <w:right w:val="single" w:color="BFC9C3" w:sz="4"/>
-            </w:tcBorders>
-            <w:tcMar>
-              <w:top w:type="dxa" w:w="70"/>
-              <w:left w:type="dxa" w:w="100"/>
-              <w:bottom w:type="dxa" w:w="70"/>
-              <w:right w:type="dxa" w:w="100"/>
-            </w:tcMar>
-            <w:vAlign w:val="top"/>
-          </w:tcPr>
+              <w:t xml:space="preserve">全部页面模板高保真设计（桌面端 + 移动端）</w:t>
+            </w:r>
+          </w:p>
           <w:p>
             <w:pPr>
               <w:pStyle w:val="ListParagraph"/>
@@ -5997,7 +6142,7 @@
                 <w:sz w:val="18"/>
                 <w:szCs w:val="18"/>
               </w:rPr>
-              <w:t xml:space="preserve">转化优化方案</w:t>
+              <w:t xml:space="preserve">交互原型</w:t>
             </w:r>
           </w:p>
           <w:p>
@@ -6016,64 +6161,7 @@
                 <w:sz w:val="18"/>
                 <w:szCs w:val="18"/>
               </w:rPr>
-              <w:t xml:space="preserve">组合与购买路径设计</w:t>
-            </w:r>
-          </w:p>
-          <w:p>
-            <w:pPr>
-              <w:pStyle w:val="ListParagraph"/>
-              <w:numPr>
-                <w:ilvl w:val="0"/>
-                <w:numId w:val="3"/>
-              </w:numPr>
-              <w:spacing w:after="30" w:line="260"/>
-            </w:pPr>
-            <w:r>
-              <w:rPr>
-                <w:rFonts w:ascii="Microsoft YaHei" w:cs="Microsoft YaHei" w:eastAsia="Microsoft YaHei" w:hAnsi="Microsoft YaHei"/>
-                <w:color w:val="1A1F1C"/>
-                <w:sz w:val="18"/>
-                <w:szCs w:val="18"/>
-              </w:rPr>
-              <w:t xml:space="preserve">自动化营销流程（含文案）</w:t>
-            </w:r>
-          </w:p>
-          <w:p>
-            <w:pPr>
-              <w:pStyle w:val="ListParagraph"/>
-              <w:numPr>
-                <w:ilvl w:val="0"/>
-                <w:numId w:val="3"/>
-              </w:numPr>
-              <w:spacing w:after="30" w:line="260"/>
-            </w:pPr>
-            <w:r>
-              <w:rPr>
-                <w:rFonts w:ascii="Microsoft YaHei" w:cs="Microsoft YaHei" w:eastAsia="Microsoft YaHei" w:hAnsi="Microsoft YaHei"/>
-                <w:color w:val="1A1F1C"/>
-                <w:sz w:val="18"/>
-                <w:szCs w:val="18"/>
-              </w:rPr>
-              <w:t xml:space="preserve">会员与推荐方案</w:t>
-            </w:r>
-          </w:p>
-          <w:p>
-            <w:pPr>
-              <w:pStyle w:val="ListParagraph"/>
-              <w:numPr>
-                <w:ilvl w:val="0"/>
-                <w:numId w:val="3"/>
-              </w:numPr>
-              <w:spacing w:after="30" w:line="260"/>
-            </w:pPr>
-            <w:r>
-              <w:rPr>
-                <w:rFonts w:ascii="Microsoft YaHei" w:cs="Microsoft YaHei" w:eastAsia="Microsoft YaHei" w:hAnsi="Microsoft YaHei"/>
-                <w:color w:val="1A1F1C"/>
-                <w:sz w:val="18"/>
-                <w:szCs w:val="18"/>
-              </w:rPr>
-              <w:t xml:space="preserve">A/B 测试路线图</w:t>
+              <w:t xml:space="preserve">可用性测试报告</w:t>
             </w:r>
           </w:p>
         </w:tc>
@@ -6093,7 +6181,7 @@
           <w:sz w:val="21"/>
           <w:szCs w:val="21"/>
         </w:rPr>
-        <w:t xml:space="preserve">6. 技术开发与上线</w:t>
+        <w:t xml:space="preserve">6. 销售转化</w:t>
       </w:r>
     </w:p>
     <w:tbl>
@@ -6226,7 +6314,7 @@
                 <w:sz w:val="18"/>
                 <w:szCs w:val="18"/>
               </w:rPr>
-              <w:t xml:space="preserve">基于 Shopify 开发；评估是否需要升级 Shopify Plus 并给出建议</w:t>
+              <w:t xml:space="preserve">转化漏斗诊断与优化方案</w:t>
             </w:r>
           </w:p>
           <w:p>
@@ -6245,7 +6333,7 @@
                 <w:sz w:val="18"/>
                 <w:szCs w:val="18"/>
               </w:rPr>
-              <w:t xml:space="preserve">Shopify Markets 多币种与多语言配置</w:t>
+              <w:t xml:space="preserve">设备与流量组合、流量服务购买路径设计</w:t>
             </w:r>
           </w:p>
           <w:p>
@@ -6264,7 +6352,7 @@
                 <w:sz w:val="18"/>
                 <w:szCs w:val="18"/>
               </w:rPr>
-              <w:t xml:space="preserve">主题基于 Online Store 2.0 开发，运营人员可自行编辑内容</w:t>
+              <w:t xml:space="preserve">信任体系：用户评价、保修与退换、上市公司背书、支付与物流信息</w:t>
             </w:r>
           </w:p>
           <w:p>
@@ -6283,7 +6371,7 @@
                 <w:sz w:val="18"/>
                 <w:szCs w:val="18"/>
               </w:rPr>
-              <w:t xml:space="preserve">插件梳理与精简</w:t>
+              <w:t xml:space="preserve">邮件与短信自动化：弃购挽回、售后激活、复购提醒</w:t>
             </w:r>
           </w:p>
           <w:p>
@@ -6302,7 +6390,7 @@
                 <w:sz w:val="18"/>
                 <w:szCs w:val="18"/>
               </w:rPr>
-              <w:t xml:space="preserve">数据埋点：GA4、Meta、Google Ads；欧盟同意模式与隐私合规（GDPR / CCPA）</w:t>
+              <w:t xml:space="preserve">会员与推荐计划方案</w:t>
             </w:r>
           </w:p>
           <w:p>
@@ -6321,7 +6409,7 @@
                 <w:sz w:val="18"/>
                 <w:szCs w:val="18"/>
               </w:rPr>
-              <w:t xml:space="preserve">与 GlocalMe App 账号及流量套餐系统对接的可行性评估与方案</w:t>
+              <w:t xml:space="preserve">促销活动页与 Outlet 专区机制</w:t>
             </w:r>
           </w:p>
           <w:p>
@@ -6340,7 +6428,7 @@
                 <w:sz w:val="18"/>
                 <w:szCs w:val="18"/>
               </w:rPr>
-              <w:t xml:space="preserve">商品、客户、订单、评价、博客等数据迁移</w:t>
+              <w:t xml:space="preserve">企业与渠道合作询盘入口</w:t>
             </w:r>
           </w:p>
           <w:p>
@@ -6359,7 +6447,7 @@
                 <w:sz w:val="18"/>
                 <w:szCs w:val="18"/>
               </w:rPr>
-              <w:t xml:space="preserve">测试、上线与运营培训</w:t>
+              <w:t xml:space="preserve">上线后 A/B 测试计划</w:t>
             </w:r>
           </w:p>
         </w:tc>
@@ -6396,7 +6484,7 @@
                 <w:sz w:val="18"/>
                 <w:szCs w:val="18"/>
               </w:rPr>
-              <w:t xml:space="preserve">技术方案文档</w:t>
+              <w:t xml:space="preserve">转化优化方案</w:t>
             </w:r>
           </w:p>
           <w:p>
@@ -6415,7 +6503,7 @@
                 <w:sz w:val="18"/>
                 <w:szCs w:val="18"/>
               </w:rPr>
-              <w:t xml:space="preserve">完整主题代码</w:t>
+              <w:t xml:space="preserve">组合与购买路径设计</w:t>
             </w:r>
           </w:p>
           <w:p>
@@ -6434,7 +6522,7 @@
                 <w:sz w:val="18"/>
                 <w:szCs w:val="18"/>
               </w:rPr>
-              <w:t xml:space="preserve">埋点验证清单</w:t>
+              <w:t xml:space="preserve">自动化营销流程（含文案）</w:t>
             </w:r>
           </w:p>
           <w:p>
@@ -6453,7 +6541,7 @@
                 <w:sz w:val="18"/>
                 <w:szCs w:val="18"/>
               </w:rPr>
-              <w:t xml:space="preserve">数据迁移报告</w:t>
+              <w:t xml:space="preserve">会员与推荐方案</w:t>
             </w:r>
           </w:p>
           <w:p>
@@ -6472,7 +6560,7 @@
                 <w:sz w:val="18"/>
                 <w:szCs w:val="18"/>
               </w:rPr>
-              <w:t xml:space="preserve">操作手册与培训</w:t>
+              <w:t xml:space="preserve">A/B 测试路线图</w:t>
             </w:r>
           </w:p>
         </w:tc>
@@ -6492,26 +6580,406 @@
           <w:sz w:val="21"/>
           <w:szCs w:val="21"/>
         </w:rPr>
-        <w:t xml:space="preserve">暂不包含（如需请单独报价）</w:t>
+        <w:t xml:space="preserve">7. 技术开发与上线</w:t>
       </w:r>
     </w:p>
+    <w:tbl>
+      <w:tblPr>
+        <w:tblW w:type="dxa" w:w="9700"/>
+        <w:tblBorders>
+          <w:top w:val="single" w:color="auto" w:sz="4"/>
+          <w:left w:val="single" w:color="auto" w:sz="4"/>
+          <w:bottom w:val="single" w:color="auto" w:sz="4"/>
+          <w:right w:val="single" w:color="auto" w:sz="4"/>
+          <w:insideH w:val="single" w:color="auto" w:sz="4"/>
+          <w:insideV w:val="single" w:color="auto" w:sz="4"/>
+        </w:tblBorders>
+      </w:tblPr>
+      <w:tblGrid>
+        <w:gridCol w:w="4850"/>
+        <w:gridCol w:w="4850"/>
+      </w:tblGrid>
+      <w:tr>
+        <w:trPr>
+          <w:tblHeader/>
+        </w:trPr>
+        <w:tc>
+          <w:tcPr>
+            <w:tcW w:type="dxa" w:w="4850"/>
+            <w:tcBorders>
+              <w:top w:val="single" w:color="BFC9C3" w:sz="4"/>
+              <w:left w:val="single" w:color="BFC9C3" w:sz="4"/>
+              <w:bottom w:val="single" w:color="BFC9C3" w:sz="4"/>
+              <w:right w:val="single" w:color="BFC9C3" w:sz="4"/>
+            </w:tcBorders>
+            <w:shd w:fill="00795C" w:val="clear"/>
+            <w:tcMar>
+              <w:top w:type="dxa" w:w="70"/>
+              <w:left w:type="dxa" w:w="100"/>
+              <w:bottom w:type="dxa" w:w="70"/>
+              <w:right w:type="dxa" w:w="100"/>
+            </w:tcMar>
+            <w:vAlign w:val="center"/>
+          </w:tcPr>
+          <w:p>
+            <w:pPr>
+              <w:spacing w:after="30" w:line="260"/>
+              <w:jc w:val="center"/>
+            </w:pPr>
+            <w:r>
+              <w:rPr>
+                <w:rFonts w:ascii="Microsoft YaHei" w:cs="Microsoft YaHei" w:eastAsia="Microsoft YaHei" w:hAnsi="Microsoft YaHei"/>
+                <w:b/>
+                <w:bCs/>
+                <w:color w:val="FFFFFF"/>
+                <w:sz w:val="19"/>
+                <w:szCs w:val="19"/>
+              </w:rPr>
+              <w:t xml:space="preserve">服务商需完成的工作</w:t>
+            </w:r>
+          </w:p>
+        </w:tc>
+        <w:tc>
+          <w:tcPr>
+            <w:tcW w:type="dxa" w:w="4850"/>
+            <w:tcBorders>
+              <w:top w:val="single" w:color="BFC9C3" w:sz="4"/>
+              <w:left w:val="single" w:color="BFC9C3" w:sz="4"/>
+              <w:bottom w:val="single" w:color="BFC9C3" w:sz="4"/>
+              <w:right w:val="single" w:color="BFC9C3" w:sz="4"/>
+            </w:tcBorders>
+            <w:shd w:fill="00795C" w:val="clear"/>
+            <w:tcMar>
+              <w:top w:type="dxa" w:w="70"/>
+              <w:left w:type="dxa" w:w="100"/>
+              <w:bottom w:type="dxa" w:w="70"/>
+              <w:right w:type="dxa" w:w="100"/>
+            </w:tcMar>
+            <w:vAlign w:val="center"/>
+          </w:tcPr>
+          <w:p>
+            <w:pPr>
+              <w:spacing w:after="30" w:line="260"/>
+              <w:jc w:val="center"/>
+            </w:pPr>
+            <w:r>
+              <w:rPr>
+                <w:rFonts w:ascii="Microsoft YaHei" w:cs="Microsoft YaHei" w:eastAsia="Microsoft YaHei" w:hAnsi="Microsoft YaHei"/>
+                <w:b/>
+                <w:bCs/>
+                <w:color w:val="FFFFFF"/>
+                <w:sz w:val="19"/>
+                <w:szCs w:val="19"/>
+              </w:rPr>
+              <w:t xml:space="preserve">交付物</w:t>
+            </w:r>
+          </w:p>
+        </w:tc>
+      </w:tr>
+      <w:tr>
+        <w:trPr>
+          <w:cantSplit/>
+        </w:trPr>
+        <w:tc>
+          <w:tcPr>
+            <w:tcW w:type="dxa" w:w="4850"/>
+            <w:tcBorders>
+              <w:top w:val="single" w:color="BFC9C3" w:sz="4"/>
+              <w:left w:val="single" w:color="BFC9C3" w:sz="4"/>
+              <w:bottom w:val="single" w:color="BFC9C3" w:sz="4"/>
+              <w:right w:val="single" w:color="BFC9C3" w:sz="4"/>
+            </w:tcBorders>
+            <w:tcMar>
+              <w:top w:type="dxa" w:w="70"/>
+              <w:left w:type="dxa" w:w="100"/>
+              <w:bottom w:type="dxa" w:w="70"/>
+              <w:right w:type="dxa" w:w="100"/>
+            </w:tcMar>
+            <w:vAlign w:val="top"/>
+          </w:tcPr>
+          <w:p>
+            <w:pPr>
+              <w:pStyle w:val="ListParagraph"/>
+              <w:numPr>
+                <w:ilvl w:val="0"/>
+                <w:numId w:val="3"/>
+              </w:numPr>
+              <w:spacing w:after="30" w:line="260"/>
+            </w:pPr>
+            <w:r>
+              <w:rPr>
+                <w:rFonts w:ascii="Microsoft YaHei" w:cs="Microsoft YaHei" w:eastAsia="Microsoft YaHei" w:hAnsi="Microsoft YaHei"/>
+                <w:color w:val="1A1F1C"/>
+                <w:sz w:val="18"/>
+                <w:szCs w:val="18"/>
+              </w:rPr>
+              <w:t xml:space="preserve">基于 Shopify 开发；评估是否需要升级 Shopify Plus 并给出建议</w:t>
+            </w:r>
+          </w:p>
+          <w:p>
+            <w:pPr>
+              <w:pStyle w:val="ListParagraph"/>
+              <w:numPr>
+                <w:ilvl w:val="0"/>
+                <w:numId w:val="3"/>
+              </w:numPr>
+              <w:spacing w:after="30" w:line="260"/>
+            </w:pPr>
+            <w:r>
+              <w:rPr>
+                <w:rFonts w:ascii="Microsoft YaHei" w:cs="Microsoft YaHei" w:eastAsia="Microsoft YaHei" w:hAnsi="Microsoft YaHei"/>
+                <w:color w:val="1A1F1C"/>
+                <w:sz w:val="18"/>
+                <w:szCs w:val="18"/>
+              </w:rPr>
+              <w:t xml:space="preserve">Shopify Markets 多币种与多语言配置</w:t>
+            </w:r>
+          </w:p>
+          <w:p>
+            <w:pPr>
+              <w:pStyle w:val="ListParagraph"/>
+              <w:numPr>
+                <w:ilvl w:val="0"/>
+                <w:numId w:val="3"/>
+              </w:numPr>
+              <w:spacing w:after="30" w:line="260"/>
+            </w:pPr>
+            <w:r>
+              <w:rPr>
+                <w:rFonts w:ascii="Microsoft YaHei" w:cs="Microsoft YaHei" w:eastAsia="Microsoft YaHei" w:hAnsi="Microsoft YaHei"/>
+                <w:color w:val="1A1F1C"/>
+                <w:sz w:val="18"/>
+                <w:szCs w:val="18"/>
+              </w:rPr>
+              <w:t xml:space="preserve">主题基于 Online Store 2.0 开发，运营人员可自行编辑内容</w:t>
+            </w:r>
+          </w:p>
+          <w:p>
+            <w:pPr>
+              <w:pStyle w:val="ListParagraph"/>
+              <w:numPr>
+                <w:ilvl w:val="0"/>
+                <w:numId w:val="3"/>
+              </w:numPr>
+              <w:spacing w:after="30" w:line="260"/>
+            </w:pPr>
+            <w:r>
+              <w:rPr>
+                <w:rFonts w:ascii="Microsoft YaHei" w:cs="Microsoft YaHei" w:eastAsia="Microsoft YaHei" w:hAnsi="Microsoft YaHei"/>
+                <w:color w:val="1A1F1C"/>
+                <w:sz w:val="18"/>
+                <w:szCs w:val="18"/>
+              </w:rPr>
+              <w:t xml:space="preserve">插件梳理与精简</w:t>
+            </w:r>
+          </w:p>
+          <w:p>
+            <w:pPr>
+              <w:pStyle w:val="ListParagraph"/>
+              <w:numPr>
+                <w:ilvl w:val="0"/>
+                <w:numId w:val="3"/>
+              </w:numPr>
+              <w:spacing w:after="30" w:line="260"/>
+            </w:pPr>
+            <w:r>
+              <w:rPr>
+                <w:rFonts w:ascii="Microsoft YaHei" w:cs="Microsoft YaHei" w:eastAsia="Microsoft YaHei" w:hAnsi="Microsoft YaHei"/>
+                <w:color w:val="1A1F1C"/>
+                <w:sz w:val="18"/>
+                <w:szCs w:val="18"/>
+              </w:rPr>
+              <w:t xml:space="preserve">数据埋点：GA4、Meta、Google Ads；欧盟同意模式与隐私合规（GDPR / CCPA）</w:t>
+            </w:r>
+          </w:p>
+          <w:p>
+            <w:pPr>
+              <w:pStyle w:val="ListParagraph"/>
+              <w:numPr>
+                <w:ilvl w:val="0"/>
+                <w:numId w:val="3"/>
+              </w:numPr>
+              <w:spacing w:after="30" w:line="260"/>
+            </w:pPr>
+            <w:r>
+              <w:rPr>
+                <w:rFonts w:ascii="Microsoft YaHei" w:cs="Microsoft YaHei" w:eastAsia="Microsoft YaHei" w:hAnsi="Microsoft YaHei"/>
+                <w:color w:val="1A1F1C"/>
+                <w:sz w:val="18"/>
+                <w:szCs w:val="18"/>
+              </w:rPr>
+              <w:t xml:space="preserve">与 GlocalMe App 账号及流量套餐系统对接的可行性评估与方案</w:t>
+            </w:r>
+          </w:p>
+          <w:p>
+            <w:pPr>
+              <w:pStyle w:val="ListParagraph"/>
+              <w:numPr>
+                <w:ilvl w:val="0"/>
+                <w:numId w:val="3"/>
+              </w:numPr>
+              <w:spacing w:after="30" w:line="260"/>
+            </w:pPr>
+            <w:r>
+              <w:rPr>
+                <w:rFonts w:ascii="Microsoft YaHei" w:cs="Microsoft YaHei" w:eastAsia="Microsoft YaHei" w:hAnsi="Microsoft YaHei"/>
+                <w:color w:val="1A1F1C"/>
+                <w:sz w:val="18"/>
+                <w:szCs w:val="18"/>
+              </w:rPr>
+              <w:t xml:space="preserve">商品、客户、订单、评价、博客等数据迁移</w:t>
+            </w:r>
+          </w:p>
+          <w:p>
+            <w:pPr>
+              <w:pStyle w:val="ListParagraph"/>
+              <w:numPr>
+                <w:ilvl w:val="0"/>
+                <w:numId w:val="3"/>
+              </w:numPr>
+              <w:spacing w:after="30" w:line="260"/>
+            </w:pPr>
+            <w:r>
+              <w:rPr>
+                <w:rFonts w:ascii="Microsoft YaHei" w:cs="Microsoft YaHei" w:eastAsia="Microsoft YaHei" w:hAnsi="Microsoft YaHei"/>
+                <w:color w:val="1A1F1C"/>
+                <w:sz w:val="18"/>
+                <w:szCs w:val="18"/>
+              </w:rPr>
+              <w:t xml:space="preserve">测试、上线与运营培训</w:t>
+            </w:r>
+          </w:p>
+        </w:tc>
+        <w:tc>
+          <w:tcPr>
+            <w:tcW w:type="dxa" w:w="4850"/>
+            <w:tcBorders>
+              <w:top w:val="single" w:color="BFC9C3" w:sz="4"/>
+              <w:left w:val="single" w:color="BFC9C3" w:sz="4"/>
+              <w:bottom w:val="single" w:color="BFC9C3" w:sz="4"/>
+              <w:right w:val="single" w:color="BFC9C3" w:sz="4"/>
+            </w:tcBorders>
+            <w:tcMar>
+              <w:top w:type="dxa" w:w="70"/>
+              <w:left w:type="dxa" w:w="100"/>
+              <w:bottom w:type="dxa" w:w="70"/>
+              <w:right w:type="dxa" w:w="100"/>
+            </w:tcMar>
+            <w:vAlign w:val="top"/>
+          </w:tcPr>
+          <w:p>
+            <w:pPr>
+              <w:pStyle w:val="ListParagraph"/>
+              <w:numPr>
+                <w:ilvl w:val="0"/>
+                <w:numId w:val="3"/>
+              </w:numPr>
+              <w:spacing w:after="30" w:line="260"/>
+            </w:pPr>
+            <w:r>
+              <w:rPr>
+                <w:rFonts w:ascii="Microsoft YaHei" w:cs="Microsoft YaHei" w:eastAsia="Microsoft YaHei" w:hAnsi="Microsoft YaHei"/>
+                <w:color w:val="1A1F1C"/>
+                <w:sz w:val="18"/>
+                <w:szCs w:val="18"/>
+              </w:rPr>
+              <w:t xml:space="preserve">技术方案文档</w:t>
+            </w:r>
+          </w:p>
+          <w:p>
+            <w:pPr>
+              <w:pStyle w:val="ListParagraph"/>
+              <w:numPr>
+                <w:ilvl w:val="0"/>
+                <w:numId w:val="3"/>
+              </w:numPr>
+              <w:spacing w:after="30" w:line="260"/>
+            </w:pPr>
+            <w:r>
+              <w:rPr>
+                <w:rFonts w:ascii="Microsoft YaHei" w:cs="Microsoft YaHei" w:eastAsia="Microsoft YaHei" w:hAnsi="Microsoft YaHei"/>
+                <w:color w:val="1A1F1C"/>
+                <w:sz w:val="18"/>
+                <w:szCs w:val="18"/>
+              </w:rPr>
+              <w:t xml:space="preserve">完整主题代码</w:t>
+            </w:r>
+          </w:p>
+          <w:p>
+            <w:pPr>
+              <w:pStyle w:val="ListParagraph"/>
+              <w:numPr>
+                <w:ilvl w:val="0"/>
+                <w:numId w:val="3"/>
+              </w:numPr>
+              <w:spacing w:after="30" w:line="260"/>
+            </w:pPr>
+            <w:r>
+              <w:rPr>
+                <w:rFonts w:ascii="Microsoft YaHei" w:cs="Microsoft YaHei" w:eastAsia="Microsoft YaHei" w:hAnsi="Microsoft YaHei"/>
+                <w:color w:val="1A1F1C"/>
+                <w:sz w:val="18"/>
+                <w:szCs w:val="18"/>
+              </w:rPr>
+              <w:t xml:space="preserve">埋点验证清单</w:t>
+            </w:r>
+          </w:p>
+          <w:p>
+            <w:pPr>
+              <w:pStyle w:val="ListParagraph"/>
+              <w:numPr>
+                <w:ilvl w:val="0"/>
+                <w:numId w:val="3"/>
+              </w:numPr>
+              <w:spacing w:after="30" w:line="260"/>
+            </w:pPr>
+            <w:r>
+              <w:rPr>
+                <w:rFonts w:ascii="Microsoft YaHei" w:cs="Microsoft YaHei" w:eastAsia="Microsoft YaHei" w:hAnsi="Microsoft YaHei"/>
+                <w:color w:val="1A1F1C"/>
+                <w:sz w:val="18"/>
+                <w:szCs w:val="18"/>
+              </w:rPr>
+              <w:t xml:space="preserve">数据迁移报告</w:t>
+            </w:r>
+          </w:p>
+          <w:p>
+            <w:pPr>
+              <w:pStyle w:val="ListParagraph"/>
+              <w:numPr>
+                <w:ilvl w:val="0"/>
+                <w:numId w:val="3"/>
+              </w:numPr>
+              <w:spacing w:after="30" w:line="260"/>
+            </w:pPr>
+            <w:r>
+              <w:rPr>
+                <w:rFonts w:ascii="Microsoft YaHei" w:cs="Microsoft YaHei" w:eastAsia="Microsoft YaHei" w:hAnsi="Microsoft YaHei"/>
+                <w:color w:val="1A1F1C"/>
+                <w:sz w:val="18"/>
+                <w:szCs w:val="18"/>
+              </w:rPr>
+              <w:t xml:space="preserve">操作手册与培训</w:t>
+            </w:r>
+          </w:p>
+        </w:tc>
+      </w:tr>
+    </w:tbl>
     <w:p>
       <w:pPr>
-        <w:pStyle w:val="ListParagraph"/>
-        <w:numPr>
-          <w:ilvl w:val="0"/>
-          <w:numId w:val="3"/>
-        </w:numPr>
-        <w:spacing w:after="50" w:line="280"/>
+        <w:pStyle w:val="Heading2"/>
+        <w:spacing w:after="80" w:before="200"/>
       </w:pPr>
       <w:r>
         <w:rPr>
           <w:rFonts w:ascii="Microsoft YaHei" w:cs="Microsoft YaHei" w:eastAsia="Microsoft YaHei" w:hAnsi="Microsoft YaHei"/>
-          <w:color w:val="1A1F1C"/>
-          <w:sz w:val="20"/>
-          <w:szCs w:val="20"/>
-        </w:rPr>
-        <w:t xml:space="preserve">产品摄影与视频拍摄</w:t>
+          <w:b/>
+          <w:bCs/>
+          <w:color w:val="00795C"/>
+          <w:sz w:val="21"/>
+          <w:szCs w:val="21"/>
+        </w:rPr>
+        <w:t xml:space="preserve">暂不包含（如需请单独报价）</w:t>
       </w:r>
     </w:p>
     <w:p>
@@ -7433,7 +7901,7 @@
                 <w:sz w:val="18"/>
                 <w:szCs w:val="18"/>
               </w:rPr>
-              <w:t xml:space="preserve">品牌与设计系统、全部页面设计、文案、开发、数据迁移、测试；目的地页面模板优先完成，争取 2027 年 3 月底先行上线</w:t>
+              <w:t xml:space="preserve">品牌与设计系统、素材拍摄与制作、全部页面设计、文案、开发、数据迁移、测试；目的地页面模板优先完成，争取 2027 年 3 月底先行上线</w:t>
             </w:r>
           </w:p>
         </w:tc>
@@ -7770,7 +8238,27 @@
           <w:sz w:val="20"/>
           <w:szCs w:val="20"/>
         </w:rPr>
-        <w:t xml:space="preserve">，并列明不含项；不接受仅有总价的报价。</w:t>
+        <w:t xml:space="preserve">，</w:t>
+      </w:r>
+      <w:r>
+        <w:rPr>
+          <w:rFonts w:ascii="Microsoft YaHei" w:cs="Microsoft YaHei" w:eastAsia="Microsoft YaHei" w:hAnsi="Microsoft YaHei"/>
+          <w:b/>
+          <w:bCs/>
+          <w:color w:val="1A1F1C"/>
+          <w:sz w:val="20"/>
+          <w:szCs w:val="20"/>
+        </w:rPr>
+        <w:t xml:space="preserve">视觉素材制作单独列项</w:t>
+      </w:r>
+      <w:r>
+        <w:rPr>
+          <w:rFonts w:ascii="Microsoft YaHei" w:cs="Microsoft YaHei" w:eastAsia="Microsoft YaHei" w:hAnsi="Microsoft YaHei"/>
+          <w:color w:val="1A1F1C"/>
+          <w:sz w:val="20"/>
+          <w:szCs w:val="20"/>
+        </w:rPr>
+        <w:t xml:space="preserve">（注明拍摄天数、场景与产出数量），并列明不含项；不接受仅有总价的报价。</w:t>
       </w:r>
     </w:p>
     <w:p>
@@ -8247,7 +8735,7 @@
                 <w:sz w:val="18"/>
                 <w:szCs w:val="18"/>
               </w:rPr>
-              <w:t xml:space="preserve">六条工作线的方法、工作内容与交付物</w:t>
+              <w:t xml:space="preserve">七条工作线的方法、工作内容与交付物</w:t>
             </w:r>
           </w:p>
         </w:tc>
@@ -8426,7 +8914,7 @@
                 <w:sz w:val="18"/>
                 <w:szCs w:val="18"/>
               </w:rPr>
-              <w:t xml:space="preserve">团队</w:t>
+              <w:t xml:space="preserve">素材方案</w:t>
             </w:r>
           </w:p>
         </w:tc>
@@ -8458,7 +8946,7 @@
                 <w:sz w:val="18"/>
                 <w:szCs w:val="18"/>
               </w:rPr>
-              <w:t xml:space="preserve">核心成员姓名、角色、相关经验与投入比例。须包含英文母语文案或内容负责人；如有合作方，请说明分工与牵头责任</w:t>
+              <w:t xml:space="preserve">拍摄与制作计划：拍摄天数、场景与地点、模特方案、产出数量（图片 / 视频 / 3D）；附过往产品与场景拍摄作品</w:t>
             </w:r>
           </w:p>
         </w:tc>
@@ -8532,7 +9020,7 @@
                 <w:sz w:val="18"/>
                 <w:szCs w:val="18"/>
               </w:rPr>
-              <w:t xml:space="preserve">案例</w:t>
+              <w:t xml:space="preserve">团队</w:t>
             </w:r>
           </w:p>
         </w:tc>
@@ -8565,7 +9053,7 @@
                 <w:sz w:val="18"/>
                 <w:szCs w:val="18"/>
               </w:rPr>
-              <w:t xml:space="preserve">3 个同类案例（品牌出海、消费电子或 Shopify 整站项目），附改版前后的数据变化</w:t>
+              <w:t xml:space="preserve">核心成员姓名、角色、相关经验与投入比例。须包含英文母语文案或内容负责人；如有合作方（如拍摄团队），请说明分工与牵头责任</w:t>
             </w:r>
           </w:p>
         </w:tc>
@@ -8637,7 +9125,7 @@
                 <w:sz w:val="18"/>
                 <w:szCs w:val="18"/>
               </w:rPr>
-              <w:t xml:space="preserve">项目计划</w:t>
+              <w:t xml:space="preserve">案例</w:t>
             </w:r>
           </w:p>
         </w:tc>
@@ -8669,7 +9157,7 @@
                 <w:sz w:val="18"/>
                 <w:szCs w:val="18"/>
               </w:rPr>
-              <w:t xml:space="preserve">分阶段时间表与里程碑</w:t>
+              <w:t xml:space="preserve">3 个同类案例（品牌出海、消费电子或 Shopify 整站项目），附改版前后的数据变化</w:t>
             </w:r>
           </w:p>
         </w:tc>
@@ -8743,7 +9231,7 @@
                 <w:sz w:val="18"/>
                 <w:szCs w:val="18"/>
               </w:rPr>
-              <w:t xml:space="preserve">报价</w:t>
+              <w:t xml:space="preserve">项目计划</w:t>
             </w:r>
           </w:p>
         </w:tc>
@@ -8776,7 +9264,7 @@
                 <w:sz w:val="18"/>
                 <w:szCs w:val="18"/>
               </w:rPr>
-              <w:t xml:space="preserve">按阶段与工作线拆分；第三阶段单独报价；列明不含项</w:t>
+              <w:t xml:space="preserve">分阶段时间表与里程碑</w:t>
             </w:r>
           </w:p>
         </w:tc>
@@ -8848,7 +9336,7 @@
                 <w:sz w:val="18"/>
                 <w:szCs w:val="18"/>
               </w:rPr>
-              <w:t xml:space="preserve">上线后服务</w:t>
+              <w:t xml:space="preserve">报价</w:t>
             </w:r>
           </w:p>
         </w:tc>
@@ -8880,7 +9368,7 @@
                 <w:sz w:val="18"/>
                 <w:szCs w:val="18"/>
               </w:rPr>
-              <w:t xml:space="preserve">质保期、问题响应时限与持续优化机制</w:t>
+              <w:t xml:space="preserve">按阶段与工作线拆分；素材制作单独列项；第三阶段单独报价；列明不含项</w:t>
             </w:r>
           </w:p>
         </w:tc>
@@ -8954,6 +9442,111 @@
                 <w:sz w:val="18"/>
                 <w:szCs w:val="18"/>
               </w:rPr>
+              <w:t xml:space="preserve">上线后服务</w:t>
+            </w:r>
+          </w:p>
+        </w:tc>
+        <w:tc>
+          <w:tcPr>
+            <w:tcW w:type="dxa" w:w="6600"/>
+            <w:tcBorders>
+              <w:top w:val="single" w:color="BFC9C3" w:sz="4"/>
+              <w:left w:val="single" w:color="BFC9C3" w:sz="4"/>
+              <w:bottom w:val="single" w:color="BFC9C3" w:sz="4"/>
+              <w:right w:val="single" w:color="BFC9C3" w:sz="4"/>
+            </w:tcBorders>
+            <w:shd w:fill="FAFCFB" w:val="clear"/>
+            <w:tcMar>
+              <w:top w:type="dxa" w:w="70"/>
+              <w:left w:type="dxa" w:w="100"/>
+              <w:bottom w:type="dxa" w:w="70"/>
+              <w:right w:type="dxa" w:w="100"/>
+            </w:tcMar>
+            <w:vAlign w:val="top"/>
+          </w:tcPr>
+          <w:p>
+            <w:pPr>
+              <w:spacing w:after="30" w:line="260"/>
+            </w:pPr>
+            <w:r>
+              <w:rPr>
+                <w:rFonts w:ascii="Microsoft YaHei" w:cs="Microsoft YaHei" w:eastAsia="Microsoft YaHei" w:hAnsi="Microsoft YaHei"/>
+                <w:color w:val="1A1F1C"/>
+                <w:sz w:val="18"/>
+                <w:szCs w:val="18"/>
+              </w:rPr>
+              <w:t xml:space="preserve">质保期、问题响应时限与持续优化机制</w:t>
+            </w:r>
+          </w:p>
+        </w:tc>
+      </w:tr>
+      <w:tr>
+        <w:trPr>
+          <w:cantSplit/>
+        </w:trPr>
+        <w:tc>
+          <w:tcPr>
+            <w:tcW w:type="dxa" w:w="700"/>
+            <w:tcBorders>
+              <w:top w:val="single" w:color="BFC9C3" w:sz="4"/>
+              <w:left w:val="single" w:color="BFC9C3" w:sz="4"/>
+              <w:bottom w:val="single" w:color="BFC9C3" w:sz="4"/>
+              <w:right w:val="single" w:color="BFC9C3" w:sz="4"/>
+            </w:tcBorders>
+            <w:tcMar>
+              <w:top w:type="dxa" w:w="70"/>
+              <w:left w:type="dxa" w:w="100"/>
+              <w:bottom w:type="dxa" w:w="70"/>
+              <w:right w:type="dxa" w:w="100"/>
+            </w:tcMar>
+            <w:vAlign w:val="center"/>
+          </w:tcPr>
+          <w:p>
+            <w:pPr>
+              <w:spacing w:after="30" w:line="260"/>
+              <w:jc w:val="center"/>
+            </w:pPr>
+            <w:r>
+              <w:rPr>
+                <w:rFonts w:ascii="Microsoft YaHei" w:cs="Microsoft YaHei" w:eastAsia="Microsoft YaHei" w:hAnsi="Microsoft YaHei"/>
+                <w:color w:val="1A1F1C"/>
+                <w:sz w:val="18"/>
+                <w:szCs w:val="18"/>
+              </w:rPr>
+              <w:t xml:space="preserve">11</w:t>
+            </w:r>
+          </w:p>
+        </w:tc>
+        <w:tc>
+          <w:tcPr>
+            <w:tcW w:type="dxa" w:w="2400"/>
+            <w:tcBorders>
+              <w:top w:val="single" w:color="BFC9C3" w:sz="4"/>
+              <w:left w:val="single" w:color="BFC9C3" w:sz="4"/>
+              <w:bottom w:val="single" w:color="BFC9C3" w:sz="4"/>
+              <w:right w:val="single" w:color="BFC9C3" w:sz="4"/>
+            </w:tcBorders>
+            <w:tcMar>
+              <w:top w:type="dxa" w:w="70"/>
+              <w:left w:type="dxa" w:w="100"/>
+              <w:bottom w:type="dxa" w:w="70"/>
+              <w:right w:type="dxa" w:w="100"/>
+            </w:tcMar>
+            <w:vAlign w:val="top"/>
+          </w:tcPr>
+          <w:p>
+            <w:pPr>
+              <w:spacing w:after="30" w:line="260"/>
+            </w:pPr>
+            <w:r>
+              <w:rPr>
+                <w:rFonts w:ascii="Microsoft YaHei" w:cs="Microsoft YaHei" w:eastAsia="Microsoft YaHei" w:hAnsi="Microsoft YaHei"/>
+                <w:b/>
+                <w:bCs/>
+                <w:color w:val="1A1F1C"/>
+                <w:sz w:val="18"/>
+                <w:szCs w:val="18"/>
+              </w:rPr>
               <w:t xml:space="preserve">公司资质</w:t>
             </w:r>
           </w:p>
@@ -8967,7 +9560,6 @@
               <w:bottom w:val="single" w:color="BFC9C3" w:sz="4"/>
               <w:right w:val="single" w:color="BFC9C3" w:sz="4"/>
             </w:tcBorders>
-            <w:shd w:fill="FAFCFB" w:val="clear"/>
             <w:tcMar>
               <w:top w:type="dxa" w:w="70"/>
               <w:left w:type="dxa" w:w="100"/>
@@ -9542,7 +10134,7 @@
                 <w:sz w:val="18"/>
                 <w:szCs w:val="18"/>
               </w:rPr>
-              <w:t xml:space="preserve">创意方向</w:t>
+              <w:t xml:space="preserve">创意与素材</w:t>
             </w:r>
           </w:p>
         </w:tc>
@@ -9574,7 +10166,7 @@
                 <w:sz w:val="18"/>
                 <w:szCs w:val="18"/>
               </w:rPr>
-              <w:t xml:space="preserve">品牌表达与视觉质感</w:t>
+              <w:t xml:space="preserve">品牌表达、视觉质感与素材制作能力</w:t>
             </w:r>
           </w:p>
         </w:tc>
@@ -10059,7 +10651,7 @@
           <w:sz w:val="20"/>
           <w:szCs w:val="20"/>
         </w:rPr>
-        <w:t xml:space="preserve">知识产权：</w:t>
+        <w:t xml:space="preserve">知识产权与授权：</w:t>
       </w:r>
       <w:r>
         <w:rPr>
@@ -10068,7 +10660,7 @@
           <w:sz w:val="20"/>
           <w:szCs w:val="20"/>
         </w:rPr>
-        <w:t xml:space="preserve">全部交付成果（含设计源文件、3D 工程文件、代码与文案）的知识产权归 GlocalMe 所有；所用字体、图片等素材须提供合法授权。</w:t>
+        <w:t xml:space="preserve">全部交付成果（含设计源文件、摄影与视频原始素材、3D 工程文件、代码与文案）的知识产权归 GlocalMe 所有。拍摄素材须取得全球、全渠道（网站、广告、社交媒体、电商平台）永久商用授权，含模特肖像权；所用字体、图库图片等须提供合法授权。</w:t>
       </w:r>
     </w:p>
     <w:p>

--- a/output/GlocalMe全球独立站整站升级_Brief.docx
+++ b/output/GlocalMe全球独立站整站升级_Brief.docx
@@ -228,7 +228,7 @@
           <w:sz w:val="21"/>
           <w:szCs w:val="21"/>
         </w:rPr>
-        <w:t xml:space="preserve">我们希望方案首先回答的三个问题</w:t>
+        <w:t xml:space="preserve">我们希望方案首先回答的四个问题</w:t>
       </w:r>
     </w:p>
     <w:p>
@@ -319,6 +319,36 @@
           <w:szCs w:val="20"/>
         </w:rPr>
         <w:t xml:space="preserve">GlocalMe 服务覆盖 200 多个国家和地区。如何把这一能力转化为可持续的自然搜索流量与 AI 搜索可见性？</w:t>
+      </w:r>
+    </w:p>
+    <w:p>
+      <w:pPr>
+        <w:pStyle w:val="ListParagraph"/>
+        <w:numPr>
+          <w:ilvl w:val="0"/>
+          <w:numId w:val="2"/>
+        </w:numPr>
+        <w:spacing w:after="70" w:line="300"/>
+      </w:pPr>
+      <w:r>
+        <w:rPr>
+          <w:rFonts w:ascii="Microsoft YaHei" w:cs="Microsoft YaHei" w:eastAsia="Microsoft YaHei" w:hAnsi="Microsoft YaHei"/>
+          <w:b/>
+          <w:bCs/>
+          <w:color w:val="1A1F1C"/>
+          <w:sz w:val="20"/>
+          <w:szCs w:val="20"/>
+        </w:rPr>
+        <w:t xml:space="preserve">品牌主张如何落地？</w:t>
+      </w:r>
+      <w:r>
+        <w:rPr>
+          <w:rFonts w:ascii="Microsoft YaHei" w:cs="Microsoft YaHei" w:eastAsia="Microsoft YaHei" w:hAnsi="Microsoft YaHei"/>
+          <w:color w:val="1A1F1C"/>
+          <w:sz w:val="20"/>
+          <w:szCs w:val="20"/>
+        </w:rPr>
+        <w:t xml:space="preserve">如何把“连接是 AI 的基础，GlocalMe 让你始终连上当下最好的网络”这一主张（详见第一部分），转化为消费者一看就懂、且合规的网站表达，并与随身 WiFi 的产品价值紧密结合？</w:t>
       </w:r>
     </w:p>
     <w:p>
@@ -1281,6 +1311,256 @@
           <w:szCs w:val="20"/>
         </w:rPr>
         <w:t xml:space="preserve">GlocalMe MeowGo G50 Max——集 5G CloudSIM、AI HyperConn、NTN 卫星通信与 AI 语音助手于一体的天地空一体移动连接终端</w:t>
+      </w:r>
+    </w:p>
+    <w:p>
+      <w:pPr>
+        <w:pStyle w:val="Heading2"/>
+        <w:spacing w:after="80" w:before="200"/>
+      </w:pPr>
+      <w:r>
+        <w:rPr>
+          <w:rFonts w:ascii="Microsoft YaHei" w:cs="Microsoft YaHei" w:eastAsia="Microsoft YaHei" w:hAnsi="Microsoft YaHei"/>
+          <w:b/>
+          <w:bCs/>
+          <w:color w:val="00795C"/>
+          <w:sz w:val="21"/>
+          <w:szCs w:val="21"/>
+        </w:rPr>
+        <w:t xml:space="preserve">本次升级的品牌主张方向</w:t>
+      </w:r>
+    </w:p>
+    <w:p>
+      <w:pPr>
+        <w:spacing w:after="100" w:line="300"/>
+      </w:pPr>
+      <w:r>
+        <w:rPr>
+          <w:rFonts w:ascii="Microsoft YaHei" w:cs="Microsoft YaHei" w:eastAsia="Microsoft YaHei" w:hAnsi="Microsoft YaHei"/>
+          <w:color w:val="1A1F1C"/>
+          <w:sz w:val="20"/>
+          <w:szCs w:val="20"/>
+        </w:rPr>
+        <w:t xml:space="preserve">AI 正在成为人们出行与工作中的日常工具，而翻译、地图、AI 助手等所有 AI 应用都依赖网络。我们希望通过本次升级确立这样一个品牌主张：</w:t>
+      </w:r>
+      <w:r>
+        <w:rPr>
+          <w:rFonts w:ascii="Microsoft YaHei" w:cs="Microsoft YaHei" w:eastAsia="Microsoft YaHei" w:hAnsi="Microsoft YaHei"/>
+          <w:b/>
+          <w:bCs/>
+          <w:color w:val="1A1F1C"/>
+          <w:sz w:val="20"/>
+          <w:szCs w:val="20"/>
+        </w:rPr>
+        <w:t xml:space="preserve">连接是 AI 的基础，GlocalMe 让你始终连上当下最好的网络。</w:t>
+      </w:r>
+    </w:p>
+    <w:p>
+      <w:pPr>
+        <w:spacing w:after="100" w:line="300"/>
+      </w:pPr>
+      <w:r>
+        <w:rPr>
+          <w:rFonts w:ascii="Microsoft YaHei" w:cs="Microsoft YaHei" w:eastAsia="Microsoft YaHei" w:hAnsi="Microsoft YaHei"/>
+          <w:color w:val="1A1F1C"/>
+          <w:sz w:val="20"/>
+          <w:szCs w:val="20"/>
+        </w:rPr>
+        <w:t xml:space="preserve">GlocalMe 与 AI 的关系是双向的：</w:t>
+      </w:r>
+    </w:p>
+    <w:p>
+      <w:pPr>
+        <w:pStyle w:val="ListParagraph"/>
+        <w:numPr>
+          <w:ilvl w:val="0"/>
+          <w:numId w:val="3"/>
+        </w:numPr>
+        <w:spacing w:after="50" w:line="280"/>
+      </w:pPr>
+      <w:r>
+        <w:rPr>
+          <w:rFonts w:ascii="Microsoft YaHei" w:cs="Microsoft YaHei" w:eastAsia="Microsoft YaHei" w:hAnsi="Microsoft YaHei"/>
+          <w:b/>
+          <w:bCs/>
+          <w:color w:val="1A1F1C"/>
+          <w:sz w:val="20"/>
+          <w:szCs w:val="20"/>
+        </w:rPr>
+        <w:t xml:space="preserve">AI 服务于连接：</w:t>
+      </w:r>
+      <w:r>
+        <w:rPr>
+          <w:rFonts w:ascii="Microsoft YaHei" w:cs="Microsoft YaHei" w:eastAsia="Microsoft YaHei" w:hAnsi="Microsoft YaHei"/>
+          <w:color w:val="1A1F1C"/>
+          <w:sz w:val="20"/>
+          <w:szCs w:val="20"/>
+        </w:rPr>
+        <w:t xml:space="preserve">AI HyperConn 用 AI 在蜂窝、Wi-Fi 与机上网络之间实时选择当下最优的网络。</w:t>
+      </w:r>
+    </w:p>
+    <w:p>
+      <w:pPr>
+        <w:pStyle w:val="ListParagraph"/>
+        <w:numPr>
+          <w:ilvl w:val="0"/>
+          <w:numId w:val="3"/>
+        </w:numPr>
+        <w:spacing w:after="50" w:line="280"/>
+      </w:pPr>
+      <w:r>
+        <w:rPr>
+          <w:rFonts w:ascii="Microsoft YaHei" w:cs="Microsoft YaHei" w:eastAsia="Microsoft YaHei" w:hAnsi="Microsoft YaHei"/>
+          <w:b/>
+          <w:bCs/>
+          <w:color w:val="1A1F1C"/>
+          <w:sz w:val="20"/>
+          <w:szCs w:val="20"/>
+        </w:rPr>
+        <w:t xml:space="preserve">连接服务于 AI：</w:t>
+      </w:r>
+      <w:r>
+        <w:rPr>
+          <w:rFonts w:ascii="Microsoft YaHei" w:cs="Microsoft YaHei" w:eastAsia="Microsoft YaHei" w:hAnsi="Microsoft YaHei"/>
+          <w:color w:val="1A1F1C"/>
+          <w:sz w:val="20"/>
+          <w:szCs w:val="20"/>
+        </w:rPr>
+        <w:t xml:space="preserve">GlocalMe 让用户手机里的 AI 应用在全球 200 多个国家和地区落地即可使用；GlocalMe MeowGo G50 Max 还内置 AI 语音助手。</w:t>
+      </w:r>
+    </w:p>
+    <w:p>
+      <w:pPr>
+        <w:spacing w:after="100" w:line="300"/>
+      </w:pPr>
+      <w:r>
+        <w:rPr>
+          <w:rFonts w:ascii="Microsoft YaHei" w:cs="Microsoft YaHei" w:eastAsia="Microsoft YaHei" w:hAnsi="Microsoft YaHei"/>
+          <w:color w:val="1A1F1C"/>
+          <w:sz w:val="20"/>
+          <w:szCs w:val="20"/>
+        </w:rPr>
+        <w:t xml:space="preserve">在网站表达上，请遵循以下原则：</w:t>
+      </w:r>
+    </w:p>
+    <w:p>
+      <w:pPr>
+        <w:pStyle w:val="ListParagraph"/>
+        <w:numPr>
+          <w:ilvl w:val="0"/>
+          <w:numId w:val="3"/>
+        </w:numPr>
+        <w:spacing w:after="50" w:line="280"/>
+      </w:pPr>
+      <w:r>
+        <w:rPr>
+          <w:rFonts w:ascii="Microsoft YaHei" w:cs="Microsoft YaHei" w:eastAsia="Microsoft YaHei" w:hAnsi="Microsoft YaHei"/>
+          <w:b/>
+          <w:bCs/>
+          <w:color w:val="1A1F1C"/>
+          <w:sz w:val="20"/>
+          <w:szCs w:val="20"/>
+        </w:rPr>
+        <w:t xml:space="preserve">分层表达：</w:t>
+      </w:r>
+      <w:r>
+        <w:rPr>
+          <w:rFonts w:ascii="Microsoft YaHei" w:cs="Microsoft YaHei" w:eastAsia="Microsoft YaHei" w:hAnsi="Microsoft YaHei"/>
+          <w:color w:val="1A1F1C"/>
+          <w:sz w:val="20"/>
+          <w:szCs w:val="20"/>
+        </w:rPr>
+        <w:t xml:space="preserve">完整主张用于品牌叙事、首页品牌宣言区与品牌页；首页首屏与产品页应转化为用户能直接感知的好处（例如“落地那一刻，你的 AI 就能用”），首屏须让用户 3 秒内看懂产品是什么。</w:t>
+      </w:r>
+    </w:p>
+    <w:p>
+      <w:pPr>
+        <w:pStyle w:val="ListParagraph"/>
+        <w:numPr>
+          <w:ilvl w:val="0"/>
+          <w:numId w:val="3"/>
+        </w:numPr>
+        <w:spacing w:after="50" w:line="280"/>
+      </w:pPr>
+      <w:r>
+        <w:rPr>
+          <w:rFonts w:ascii="Microsoft YaHei" w:cs="Microsoft YaHei" w:eastAsia="Microsoft YaHei" w:hAnsi="Microsoft YaHei"/>
+          <w:b/>
+          <w:bCs/>
+          <w:color w:val="1A1F1C"/>
+          <w:sz w:val="20"/>
+          <w:szCs w:val="20"/>
+        </w:rPr>
+        <w:t xml:space="preserve">合规：</w:t>
+      </w:r>
+      <w:r>
+        <w:rPr>
+          <w:rFonts w:ascii="Microsoft YaHei" w:cs="Microsoft YaHei" w:eastAsia="Microsoft YaHei" w:hAnsi="Microsoft YaHei"/>
+          <w:color w:val="1A1F1C"/>
+          <w:sz w:val="20"/>
+          <w:szCs w:val="20"/>
+        </w:rPr>
+        <w:t xml:space="preserve">不使用无法证明的绝对化用语。英文建议采用 “best available connection” 等有技术依据的相对表述；中文对外传播不得使用“最佳”等《广告法》禁用词。</w:t>
+      </w:r>
+    </w:p>
+    <w:p>
+      <w:pPr>
+        <w:pStyle w:val="ListParagraph"/>
+        <w:numPr>
+          <w:ilvl w:val="0"/>
+          <w:numId w:val="3"/>
+        </w:numPr>
+        <w:spacing w:after="50" w:line="280"/>
+      </w:pPr>
+      <w:r>
+        <w:rPr>
+          <w:rFonts w:ascii="Microsoft YaHei" w:cs="Microsoft YaHei" w:eastAsia="Microsoft YaHei" w:hAnsi="Microsoft YaHei"/>
+          <w:b/>
+          <w:bCs/>
+          <w:color w:val="1A1F1C"/>
+          <w:sz w:val="20"/>
+          <w:szCs w:val="20"/>
+        </w:rPr>
+        <w:t xml:space="preserve">真实：</w:t>
+      </w:r>
+      <w:r>
+        <w:rPr>
+          <w:rFonts w:ascii="Microsoft YaHei" w:cs="Microsoft YaHei" w:eastAsia="Microsoft YaHei" w:hAnsi="Microsoft YaHei"/>
+          <w:color w:val="1A1F1C"/>
+          <w:sz w:val="20"/>
+          <w:szCs w:val="20"/>
+        </w:rPr>
+        <w:t xml:space="preserve">卫星通信模式下不提供上网服务，AI 相关表述不得延伸至卫星场景；所有 AI 功能描述须有产品功能支撑。</w:t>
+      </w:r>
+    </w:p>
+    <w:p>
+      <w:pPr>
+        <w:pStyle w:val="ListParagraph"/>
+        <w:numPr>
+          <w:ilvl w:val="0"/>
+          <w:numId w:val="3"/>
+        </w:numPr>
+        <w:spacing w:after="50" w:line="280"/>
+      </w:pPr>
+      <w:r>
+        <w:rPr>
+          <w:rFonts w:ascii="Microsoft YaHei" w:cs="Microsoft YaHei" w:eastAsia="Microsoft YaHei" w:hAnsi="Microsoft YaHei"/>
+          <w:b/>
+          <w:bCs/>
+          <w:color w:val="1A1F1C"/>
+          <w:sz w:val="20"/>
+          <w:szCs w:val="20"/>
+        </w:rPr>
+        <w:t xml:space="preserve">口号关系：</w:t>
+      </w:r>
+      <w:r>
+        <w:rPr>
+          <w:rFonts w:ascii="Microsoft YaHei" w:cs="Microsoft YaHei" w:eastAsia="Microsoft YaHei" w:hAnsi="Microsoft YaHei"/>
+          <w:color w:val="1A1F1C"/>
+          <w:sz w:val="20"/>
+          <w:szCs w:val="20"/>
+        </w:rPr>
+        <w:t xml:space="preserve">请就该主张与现有品牌口号 “The Ideal Network of Life” 的关系提出建议。</w:t>
       </w:r>
     </w:p>
     <w:p>
@@ -4528,7 +4808,7 @@
                 <w:sz w:val="18"/>
                 <w:szCs w:val="18"/>
               </w:rPr>
-              <w:t xml:space="preserve">回答项目概要中的三个核心问题，形成整站策略</w:t>
+              <w:t xml:space="preserve">回答项目概要中的四个核心问题，形成整站策略</w:t>
             </w:r>
           </w:p>
         </w:tc>
@@ -4794,7 +5074,7 @@
                 <w:sz w:val="18"/>
                 <w:szCs w:val="18"/>
               </w:rPr>
-              <w:t xml:space="preserve">品牌架构：以随身 WiFi 为核心、其他品类为补充的整站呈现方式</w:t>
+              <w:t xml:space="preserve">将本次品牌主张发展为分层表达方案（品牌主张 / 技术证明 / 用户价值），并提出与现有口号的关系建议</w:t>
             </w:r>
           </w:p>
           <w:p>
@@ -4813,7 +5093,7 @@
                 <w:sz w:val="18"/>
                 <w:szCs w:val="18"/>
               </w:rPr>
-              <w:t xml:space="preserve">数字视觉体系与设计系统</w:t>
+              <w:t xml:space="preserve">品牌架构：以随身 WiFi 为核心、其他品类为补充的整站呈现方式</w:t>
             </w:r>
           </w:p>
           <w:p>
@@ -4832,7 +5112,7 @@
                 <w:sz w:val="18"/>
                 <w:szCs w:val="18"/>
               </w:rPr>
-              <w:t xml:space="preserve">摄影、视频与 3D 视觉的美术方向</w:t>
+              <w:t xml:space="preserve">数字视觉体系与设计系统</w:t>
             </w:r>
           </w:p>
           <w:p>
@@ -4851,7 +5131,7 @@
                 <w:sz w:val="18"/>
                 <w:szCs w:val="18"/>
               </w:rPr>
-              <w:t xml:space="preserve">英文语气规范；全站英文文案由母语写手撰写</w:t>
+              <w:t xml:space="preserve">摄影、视频与 3D 视觉的美术方向</w:t>
             </w:r>
           </w:p>
           <w:p>
@@ -4870,7 +5150,7 @@
                 <w:sz w:val="18"/>
                 <w:szCs w:val="18"/>
               </w:rPr>
-              <w:t xml:space="preserve">建立产品事实库，统一全站产品参数与宣传口径</w:t>
+              <w:t xml:space="preserve">英文语气规范；全站英文文案由母语写手撰写</w:t>
             </w:r>
           </w:p>
           <w:p>
@@ -4889,27 +5169,9 @@
                 <w:sz w:val="18"/>
                 <w:szCs w:val="18"/>
               </w:rPr>
-              <w:t xml:space="preserve">多语言本地化（非机器翻译）</w:t>
-            </w:r>
-          </w:p>
-        </w:tc>
-        <w:tc>
-          <w:tcPr>
-            <w:tcW w:type="dxa" w:w="4850"/>
-            <w:tcBorders>
-              <w:top w:val="single" w:color="BFC9C3" w:sz="4"/>
-              <w:left w:val="single" w:color="BFC9C3" w:sz="4"/>
-              <w:bottom w:val="single" w:color="BFC9C3" w:sz="4"/>
-              <w:right w:val="single" w:color="BFC9C3" w:sz="4"/>
-            </w:tcBorders>
-            <w:tcMar>
-              <w:top w:type="dxa" w:w="70"/>
-              <w:left w:type="dxa" w:w="100"/>
-              <w:bottom w:type="dxa" w:w="70"/>
-              <w:right w:type="dxa" w:w="100"/>
-            </w:tcMar>
-            <w:vAlign w:val="top"/>
-          </w:tcPr>
+              <w:t xml:space="preserve">建立产品事实库，统一全站产品参数与宣传口径</w:t>
+            </w:r>
+          </w:p>
           <w:p>
             <w:pPr>
               <w:pStyle w:val="ListParagraph"/>
@@ -4926,7 +5188,63 @@
                 <w:sz w:val="18"/>
                 <w:szCs w:val="18"/>
               </w:rPr>
+              <w:t xml:space="preserve">多语言本地化（非机器翻译）</w:t>
+            </w:r>
+          </w:p>
+        </w:tc>
+        <w:tc>
+          <w:tcPr>
+            <w:tcW w:type="dxa" w:w="4850"/>
+            <w:tcBorders>
+              <w:top w:val="single" w:color="BFC9C3" w:sz="4"/>
+              <w:left w:val="single" w:color="BFC9C3" w:sz="4"/>
+              <w:bottom w:val="single" w:color="BFC9C3" w:sz="4"/>
+              <w:right w:val="single" w:color="BFC9C3" w:sz="4"/>
+            </w:tcBorders>
+            <w:tcMar>
+              <w:top w:type="dxa" w:w="70"/>
+              <w:left w:type="dxa" w:w="100"/>
+              <w:bottom w:type="dxa" w:w="70"/>
+              <w:right w:type="dxa" w:w="100"/>
+            </w:tcMar>
+            <w:vAlign w:val="top"/>
+          </w:tcPr>
+          <w:p>
+            <w:pPr>
+              <w:pStyle w:val="ListParagraph"/>
+              <w:numPr>
+                <w:ilvl w:val="0"/>
+                <w:numId w:val="3"/>
+              </w:numPr>
+              <w:spacing w:after="30" w:line="260"/>
+            </w:pPr>
+            <w:r>
+              <w:rPr>
+                <w:rFonts w:ascii="Microsoft YaHei" w:cs="Microsoft YaHei" w:eastAsia="Microsoft YaHei" w:hAnsi="Microsoft YaHei"/>
+                <w:color w:val="1A1F1C"/>
+                <w:sz w:val="18"/>
+                <w:szCs w:val="18"/>
+              </w:rPr>
               <w:t xml:space="preserve">品牌叙事框架与信息层级</w:t>
+            </w:r>
+          </w:p>
+          <w:p>
+            <w:pPr>
+              <w:pStyle w:val="ListParagraph"/>
+              <w:numPr>
+                <w:ilvl w:val="0"/>
+                <w:numId w:val="3"/>
+              </w:numPr>
+              <w:spacing w:after="30" w:line="260"/>
+            </w:pPr>
+            <w:r>
+              <w:rPr>
+                <w:rFonts w:ascii="Microsoft YaHei" w:cs="Microsoft YaHei" w:eastAsia="Microsoft YaHei" w:hAnsi="Microsoft YaHei"/>
+                <w:color w:val="1A1F1C"/>
+                <w:sz w:val="18"/>
+                <w:szCs w:val="18"/>
+              </w:rPr>
+              <w:t xml:space="preserve">品牌主张表达方案（含首页首屏与品牌宣言区文案方向）</w:t>
             </w:r>
           </w:p>
           <w:p>
@@ -5649,7 +5967,7 @@
                 <w:sz w:val="18"/>
                 <w:szCs w:val="18"/>
               </w:rPr>
-              <w:t xml:space="preserve">对比与指南类内容（如随身 WiFi、eSIM 与国际漫游的比较）</w:t>
+              <w:t xml:space="preserve">对比与指南类内容（如随身 WiFi、eSIM 与国际漫游的比较）；AI 使用场景内容（如出国使用 AI 翻译、AI 助手的网络需求）</w:t>
             </w:r>
           </w:p>
           <w:p>
@@ -8631,7 +8949,7 @@
                 <w:sz w:val="18"/>
                 <w:szCs w:val="18"/>
               </w:rPr>
-              <w:t xml:space="preserve">对项目概要中三个核心问题的观点与思路</w:t>
+              <w:t xml:space="preserve">对项目概要中四个核心问题的观点与思路</w:t>
             </w:r>
           </w:p>
         </w:tc>

--- a/output/GlocalMe全球独立站整站升级_Brief.docx
+++ b/output/GlocalMe全球独立站整站升级_Brief.docx
@@ -98,7 +98,7 @@
           <w:sz w:val="19"/>
           <w:szCs w:val="19"/>
         </w:rPr>
-        <w:t xml:space="preserve">发布日期：2026 年 10 月 26 日　｜　提案截止：2026 年 11 月 20 日</w:t>
+        <w:t xml:space="preserve">发布日期：2026 年 10 月 16 日　｜　提案截止：2026 年 11 月 10 日</w:t>
       </w:r>
     </w:p>
     <w:p>
@@ -525,7 +525,7 @@
                 <w:sz w:val="18"/>
                 <w:szCs w:val="18"/>
               </w:rPr>
-              <w:t xml:space="preserve">2026 年 10 月 26 日</w:t>
+              <w:t xml:space="preserve">2026 年 10 月 16 日（周五）</w:t>
             </w:r>
           </w:p>
         </w:tc>
@@ -596,7 +596,7 @@
                 <w:sz w:val="18"/>
                 <w:szCs w:val="18"/>
               </w:rPr>
-              <w:t xml:space="preserve">2026 年 11 月 2 日</w:t>
+              <w:t xml:space="preserve">2026 年 10 月 23 日（周五）</w:t>
             </w:r>
           </w:p>
         </w:tc>
@@ -665,7 +665,7 @@
                 <w:sz w:val="18"/>
                 <w:szCs w:val="18"/>
               </w:rPr>
-              <w:t xml:space="preserve">2026 年 11 月 5 日</w:t>
+              <w:t xml:space="preserve">2026 年 10 月 27 日（周二）</w:t>
             </w:r>
           </w:p>
         </w:tc>
@@ -740,7 +740,7 @@
                 <w:sz w:val="18"/>
                 <w:szCs w:val="18"/>
               </w:rPr>
-              <w:t xml:space="preserve">2026 年 11 月 20 日 18:00（北京时间）</w:t>
+              <w:t xml:space="preserve">2026 年 11 月 10 日（周二）18:00（北京时间）</w:t>
             </w:r>
           </w:p>
         </w:tc>
@@ -809,7 +809,7 @@
                 <w:sz w:val="18"/>
                 <w:szCs w:val="18"/>
               </w:rPr>
-              <w:t xml:space="preserve">2026 年 11 月 25 日</w:t>
+              <w:t xml:space="preserve">2026 年 11 月 13 日（周五）</w:t>
             </w:r>
           </w:p>
         </w:tc>
@@ -880,7 +880,7 @@
                 <w:sz w:val="18"/>
                 <w:szCs w:val="18"/>
               </w:rPr>
-              <w:t xml:space="preserve">2026 年 12 月 2 日 — 12 月 4 日</w:t>
+              <w:t xml:space="preserve">2026 年 11 月 17 日 — 11 月 19 日（周二至周四）</w:t>
             </w:r>
           </w:p>
         </w:tc>
@@ -949,7 +949,7 @@
                 <w:sz w:val="18"/>
                 <w:szCs w:val="18"/>
               </w:rPr>
-              <w:t xml:space="preserve">2026 年 12 月 11 日</w:t>
+              <w:t xml:space="preserve">2026 年 11 月 24 日（周二）</w:t>
             </w:r>
           </w:p>
         </w:tc>
@@ -983,6 +983,76 @@
             <w:r>
               <w:rPr>
                 <w:rFonts w:ascii="Microsoft YaHei" w:cs="Microsoft YaHei" w:eastAsia="Microsoft YaHei" w:hAnsi="Microsoft YaHei"/>
+                <w:color w:val="1A1F1C"/>
+                <w:sz w:val="18"/>
+                <w:szCs w:val="18"/>
+              </w:rPr>
+              <w:t xml:space="preserve">项目启动</w:t>
+            </w:r>
+          </w:p>
+        </w:tc>
+        <w:tc>
+          <w:tcPr>
+            <w:tcW w:type="dxa" w:w="5500"/>
+            <w:tcBorders>
+              <w:top w:val="single" w:color="BFC9C3" w:sz="4"/>
+              <w:left w:val="single" w:color="BFC9C3" w:sz="4"/>
+              <w:bottom w:val="single" w:color="BFC9C3" w:sz="4"/>
+              <w:right w:val="single" w:color="BFC9C3" w:sz="4"/>
+            </w:tcBorders>
+            <w:shd w:fill="FAFCFB" w:val="clear"/>
+            <w:tcMar>
+              <w:top w:type="dxa" w:w="70"/>
+              <w:left w:type="dxa" w:w="100"/>
+              <w:bottom w:type="dxa" w:w="70"/>
+              <w:right w:type="dxa" w:w="100"/>
+            </w:tcMar>
+            <w:vAlign w:val="top"/>
+          </w:tcPr>
+          <w:p>
+            <w:pPr>
+              <w:spacing w:after="30" w:line="260"/>
+            </w:pPr>
+            <w:r>
+              <w:rPr>
+                <w:rFonts w:ascii="Microsoft YaHei" w:cs="Microsoft YaHei" w:eastAsia="Microsoft YaHei" w:hAnsi="Microsoft YaHei"/>
+                <w:color w:val="1A1F1C"/>
+                <w:sz w:val="18"/>
+                <w:szCs w:val="18"/>
+              </w:rPr>
+              <w:t xml:space="preserve">2026 年 12 月 1 日（周二）</w:t>
+            </w:r>
+          </w:p>
+        </w:tc>
+      </w:tr>
+      <w:tr>
+        <w:trPr>
+          <w:cantSplit/>
+        </w:trPr>
+        <w:tc>
+          <w:tcPr>
+            <w:tcW w:type="dxa" w:w="4200"/>
+            <w:tcBorders>
+              <w:top w:val="single" w:color="BFC9C3" w:sz="4"/>
+              <w:left w:val="single" w:color="BFC9C3" w:sz="4"/>
+              <w:bottom w:val="single" w:color="BFC9C3" w:sz="4"/>
+              <w:right w:val="single" w:color="BFC9C3" w:sz="4"/>
+            </w:tcBorders>
+            <w:tcMar>
+              <w:top w:type="dxa" w:w="70"/>
+              <w:left w:type="dxa" w:w="100"/>
+              <w:bottom w:type="dxa" w:w="70"/>
+              <w:right w:type="dxa" w:w="100"/>
+            </w:tcMar>
+            <w:vAlign w:val="top"/>
+          </w:tcPr>
+          <w:p>
+            <w:pPr>
+              <w:spacing w:after="30" w:line="260"/>
+            </w:pPr>
+            <w:r>
+              <w:rPr>
+                <w:rFonts w:ascii="Microsoft YaHei" w:cs="Microsoft YaHei" w:eastAsia="Microsoft YaHei" w:hAnsi="Microsoft YaHei"/>
                 <w:b/>
                 <w:bCs/>
                 <w:color w:val="1A1F1C"/>
@@ -1002,7 +1072,6 @@
               <w:bottom w:val="single" w:color="BFC9C3" w:sz="4"/>
               <w:right w:val="single" w:color="BFC9C3" w:sz="4"/>
             </w:tcBorders>
-            <w:shd w:fill="FAFCFB" w:val="clear"/>
             <w:tcMar>
               <w:top w:type="dxa" w:w="70"/>
               <w:left w:type="dxa" w:w="100"/>
@@ -1024,7 +1093,7 @@
                 <w:sz w:val="18"/>
                 <w:szCs w:val="18"/>
               </w:rPr>
-              <w:t xml:space="preserve">2027 年 5 月中旬</w:t>
+              <w:t xml:space="preserve">2027 年 5 月上旬</w:t>
             </w:r>
             <w:r>
               <w:rPr>
@@ -8067,7 +8136,7 @@
                 <w:sz w:val="18"/>
                 <w:szCs w:val="18"/>
               </w:rPr>
-              <w:t xml:space="preserve">2026 年 12 月中旬 — 2027 年 1 月底</w:t>
+              <w:t xml:space="preserve">2026 年 12 月 1 日 — 2027 年 1 月 15 日</w:t>
             </w:r>
           </w:p>
         </w:tc>
@@ -8186,7 +8255,7 @@
                 <w:sz w:val="18"/>
                 <w:szCs w:val="18"/>
               </w:rPr>
-              <w:t xml:space="preserve">2027 年 2 月中旬 — 4 月底</w:t>
+              <w:t xml:space="preserve">2027 年 1 月 18 日 — 4 月中旬</w:t>
             </w:r>
           </w:p>
         </w:tc>
@@ -8219,7 +8288,7 @@
                 <w:sz w:val="18"/>
                 <w:szCs w:val="18"/>
               </w:rPr>
-              <w:t xml:space="preserve">品牌与设计系统、素材拍摄与制作、全部页面设计、文案、开发、数据迁移、测试；目的地页面模板优先完成，争取 2027 年 3 月底先行上线</w:t>
+              <w:t xml:space="preserve">品牌与设计系统、素材拍摄与制作、全部页面设计、文案、开发、数据迁移、测试；目的地页面模板优先完成，争取 2027 年 3 月中旬先行上线</w:t>
             </w:r>
           </w:p>
         </w:tc>
@@ -8290,7 +8359,7 @@
                 <w:sz w:val="18"/>
                 <w:szCs w:val="18"/>
               </w:rPr>
-              <w:t xml:space="preserve">2027 年 5 月中旬</w:t>
+              <w:t xml:space="preserve">2027 年 5 月上旬</w:t>
             </w:r>
           </w:p>
         </w:tc>
@@ -8459,7 +8528,7 @@
           <w:sz w:val="19"/>
           <w:szCs w:val="19"/>
         </w:rPr>
-        <w:t xml:space="preserve">注：2027 年春节假期（2 月上旬）已在排期中预留。</w:t>
+        <w:t xml:space="preserve">注：比稿安排在美国感恩节大促（11 月 26 日起）之前完成；项目于大促结束后启动；2027 年春节假期（2 月上旬）已在排期中预留。</w:t>
       </w:r>
     </w:p>
     <w:p>
@@ -10057,7 +10126,7 @@
           <w:sz w:val="20"/>
           <w:szCs w:val="20"/>
         </w:rPr>
-        <w:t xml:space="preserve">2026 年 12 月 11 日前通知结果。</w:t>
+        <w:t xml:space="preserve">2026 年 11 月 24 日前通知结果，12 月 1 日项目启动。</w:t>
       </w:r>
     </w:p>
     <w:p>
@@ -11115,7 +11184,7 @@
           <w:sz w:val="20"/>
           <w:szCs w:val="20"/>
         </w:rPr>
-        <w:t xml:space="preserve">问题提交：请于 2026 年 11 月 2 日前以书面形式发送至上述邮箱，我们将于 11 月 5 日统一书面答复所有受邀服务商</w:t>
+        <w:t xml:space="preserve">问题提交：请于 2026 年 10 月 23 日前以书面形式发送至上述邮箱，我们将于 10 月 27 日统一书面答复所有受邀服务商</w:t>
       </w:r>
     </w:p>
     <w:sectPr>
